--- a/dist/swmm5-kw-doc.docx
+++ b/dist/swmm5-kw-doc.docx
@@ -1753,7 +1753,7 @@
           <w:sz w:val="22"/>
           <w:szCs w:val="22"/>
         </w:rPr>
-        <w:t xml:space="preserve"> file identical to stock byte for byte, and a report identical apart from its three clock lines, in all four runs. When this page was built, the dynamic-wave pass and the interface-file pass were still running; the README has the current table. Not one model differed. 3 more are decks from the OpenSWMM 2026 code review that crash stock 5.2.4 outright; swmm5-kw crashes at the same point and leaves the same partial output, which says the extension changed nothing there and says nothing else, because what C does after a crash like that is undefined. 1 could not be compared at all, because stock 5.2.4 itself never finished.</w:t>
+        <w:t xml:space="preserve"> file identical to stock byte for byte, and a report identical apart from its three clock lines, in all four runs. The 3,239 dynamic-wave models ran with the extension switched on and were identical to stock in 3,226 cases. Models that share interface files ran one at a time, so two runs never wrote the same file: 159 of 163 identical. Not one model differed. 10 more are decks from the OpenSWMM 2026 code review that crash stock 5.2.4 outright; swmm5-kw crashes at the same point and leaves the same partial output, which says the extension changed nothing there and says nothing else, because what C does after a crash like that is undefined. 11 could not be compared at all, because stock 5.2.4 itself never finished.</w:t>
       </w:r>
     </w:p>
     <w:p>
@@ -1795,6 +1795,153 @@
           <w:szCs w:val="22"/>
         </w:rPr>
         <w:t xml:space="preserve">, which stock refuses with ERROR 131 and swmm5-kw runs. The corpus is a strong test that the extension leaves everything else alone and a weak test of the extension itself, because real models that need it have been converted to dividers or to dynamic wave long ago. The five small networks above are, so far, most of the evidence about the splits themselves.</w:t>
+      </w:r>
+    </w:p>
+    <w:p>
+      <w:pPr>
+        <w:spacing w:after="160" w:line="300"/>
+      </w:pPr>
+      <w:r>
+        <w:rPr>
+          <w:rFonts w:ascii="Georgia" w:cs="Georgia" w:eastAsia="Georgia" w:hAnsi="Georgia"/>
+          <w:b w:val="false"/>
+          <w:bCs w:val="false"/>
+          <w:i w:val="false"/>
+          <w:iCs w:val="false"/>
+          <w:sz w:val="22"/>
+          <w:szCs w:val="22"/>
+        </w:rPr>
+        <w:t xml:space="preserve">So the corpus was asked a harder question. Each of its 3,218 dynamic-wave models (all but those that share interface files) was copied with its routing switched to KINWAVE and run through both engines. That is not how anyone built those models, and many fail kinematic wave's other checks first (a regulator that does not leave a storage unit, for one). But it shows how often a real network has a fork or a loop. Stock 5.2.4 refused 925 of them with ERROR 133 or 131. swmm5-kw ran 234 of those to the end. The other 691 stopped on a check the extension leaves alone: a conduit sloping uphill (ERROR 115, in 583 of them), a regulator that does not leave a storage unit (ERROR 139, 357), or a fork with a pump or regulator among its outlets, which keeps stock's ERROR 133 (323). Of the 1,412 that stock could run under kinematic wave, every one gave identical bytes from swmm5-kw; another 874 stopped on an input check in both engines with the same report.</w:t>
+      </w:r>
+    </w:p>
+    <w:p>
+      <w:pPr>
+        <w:spacing w:after="160" w:line="300"/>
+      </w:pPr>
+      <w:r>
+        <w:rPr>
+          <w:rFonts w:ascii="Georgia" w:cs="Georgia" w:eastAsia="Georgia" w:hAnsi="Georgia"/>
+          <w:b w:val="false"/>
+          <w:bCs w:val="false"/>
+          <w:i w:val="false"/>
+          <w:iCs w:val="false"/>
+          <w:sz w:val="22"/>
+          <w:szCs w:val="22"/>
+        </w:rPr>
+        <w:t xml:space="preserve">Among the networks swmm5-kw ran, the median had 1 split junction and 0 loop-closing links; the largest had 15 and 8. Their kinematic-wave routing continuity errors had a median magnitude of 0.17%, and 60 of 234 exceeded 1%. That says the extension runs real networks. It says nothing about whether their answers are right: these models were built for dynamic wave, and the backwater they depend on is exactly what kinematic wave leaves out.</w:t>
+      </w:r>
+    </w:p>
+    <w:p>
+      <w:pPr>
+        <w:spacing w:after="160" w:line="300"/>
+      </w:pPr>
+      <w:r>
+        <w:rPr>
+          <w:rFonts w:ascii="Georgia" w:cs="Georgia" w:eastAsia="Georgia" w:hAnsi="Georgia"/>
+          <w:b w:val="false"/>
+          <w:bCs w:val="false"/>
+          <w:i w:val="false"/>
+          <w:iCs w:val="false"/>
+          <w:sz w:val="22"/>
+          <w:szCs w:val="22"/>
+        </w:rPr>
+        <w:t xml:space="preserve">The large continuity errors were run down one at a time, with a build that keeps a volume balance for every conduit (</w:t>
+      </w:r>
+      <w:r>
+        <w:rPr>
+          <w:rFonts w:ascii="Consolas" w:cs="Consolas" w:eastAsia="Consolas" w:hAnsi="Consolas"/>
+          <w:b w:val="false"/>
+          <w:bCs w:val="false"/>
+          <w:i w:val="false"/>
+          <w:iCs w:val="false"/>
+          <w:sz w:val="19"/>
+          <w:szCs w:val="19"/>
+        </w:rPr>
+        <w:t xml:space="preserve">tools/conduit_balance.sh</w:t>
+      </w:r>
+      <w:r>
+        <w:rPr>
+          <w:rFonts w:ascii="Georgia" w:cs="Georgia" w:eastAsia="Georgia" w:hAnsi="Georgia"/>
+          <w:b w:val="false"/>
+          <w:bCs w:val="false"/>
+          <w:i w:val="false"/>
+          <w:iCs w:val="false"/>
+          <w:sz w:val="22"/>
+          <w:szCs w:val="22"/>
+        </w:rPr>
+        <w:t xml:space="preserve">). Almost all of those errors are negative, and in SWMM's arithmetic a negative continuity error means the run reports more water leaving than ever came in. Of the 30 largest, 18 make their extra water in conduits pinned at full capacity and 11 in flat conduits that never fill: two stock kinematic-wave behaviours described below. The last is a deck that makes water under stock dynamic wave too (it pumps 5 cfs out of an empty wet well). Three were tested directly by deleting forks until stock 5.2.4 would route the network: </w:t>
+      </w:r>
+      <w:r>
+        <w:rPr>
+          <w:rFonts w:ascii="Consolas" w:cs="Consolas" w:eastAsia="Consolas" w:hAnsi="Consolas"/>
+          <w:b w:val="false"/>
+          <w:bCs w:val="false"/>
+          <w:i w:val="false"/>
+          <w:iCs w:val="false"/>
+          <w:sz w:val="19"/>
+          <w:szCs w:val="19"/>
+        </w:rPr>
+        <w:t xml:space="preserve">XPSWMM/ATTEN.inp</w:t>
+      </w:r>
+      <w:r>
+        <w:rPr>
+          <w:rFonts w:ascii="Georgia" w:cs="Georgia" w:eastAsia="Georgia" w:hAnsi="Georgia"/>
+          <w:b w:val="false"/>
+          <w:bCs w:val="false"/>
+          <w:i w:val="false"/>
+          <w:iCs w:val="false"/>
+          <w:sz w:val="22"/>
+          <w:szCs w:val="22"/>
+        </w:rPr>
+        <w:t xml:space="preserve">, </w:t>
+      </w:r>
+      <w:r>
+        <w:rPr>
+          <w:rFonts w:ascii="Consolas" w:cs="Consolas" w:eastAsia="Consolas" w:hAnsi="Consolas"/>
+          <w:b w:val="false"/>
+          <w:bCs w:val="false"/>
+          <w:i w:val="false"/>
+          <w:iCs w:val="false"/>
+          <w:sz w:val="19"/>
+          <w:szCs w:val="19"/>
+        </w:rPr>
+        <w:t xml:space="preserve">NCIMM_ROUTING/river.inp</w:t>
+      </w:r>
+      <w:r>
+        <w:rPr>
+          <w:rFonts w:ascii="Georgia" w:cs="Georgia" w:eastAsia="Georgia" w:hAnsi="Georgia"/>
+          <w:b w:val="false"/>
+          <w:bCs w:val="false"/>
+          <w:i w:val="false"/>
+          <w:iCs w:val="false"/>
+          <w:sz w:val="22"/>
+          <w:szCs w:val="22"/>
+        </w:rPr>
+        <w:t xml:space="preserve"> and </w:t>
+      </w:r>
+      <w:r>
+        <w:rPr>
+          <w:rFonts w:ascii="Consolas" w:cs="Consolas" w:eastAsia="Consolas" w:hAnsi="Consolas"/>
+          <w:b w:val="false"/>
+          <w:bCs w:val="false"/>
+          <w:i w:val="false"/>
+          <w:iCs w:val="false"/>
+          <w:sz w:val="19"/>
+          <w:szCs w:val="19"/>
+        </w:rPr>
+        <w:t xml:space="preserve">XPSWMM/UPWSH1.inp</w:t>
+      </w:r>
+      <w:r>
+        <w:rPr>
+          <w:rFonts w:ascii="Georgia" w:cs="Georgia" w:eastAsia="Georgia" w:hAnsi="Georgia"/>
+          <w:b w:val="false"/>
+          <w:bCs w:val="false"/>
+          <w:i w:val="false"/>
+          <w:iCs w:val="false"/>
+          <w:sz w:val="22"/>
+          <w:szCs w:val="22"/>
+        </w:rPr>
+        <w:t xml:space="preserve">. Each time stock's error was as large as swmm5-kw's or larger. On UPWSH1 stock kinematic wave reports −10,069%: one ditch, full for every step of the run, hands on 39.6 million cubic feet more than it is given.</w:t>
       </w:r>
     </w:p>
     <w:p>
@@ -1806,7 +1953,7 @@
       <w:r>
         <w:drawing>
           <wp:inline distT="0" distB="0" distL="0" distR="0">
-            <wp:extent cx="5943600" cy="1000125"/>
+            <wp:extent cx="5943600" cy="1905000"/>
             <wp:effectExtent t="0" r="0" b="0" l="0"/>
             <wp:docPr id="9" name="fig9" descr="The corpus gate. Every model stock 5.2.4 runs gives the same bytes from swmm5-kw, in every mode; the ones stock refuses for a loop or a fork, swmm5-kw runs." title="Figure 9"/>
             <wp:cNvGraphicFramePr>
@@ -1831,7 +1978,7 @@
                   <pic:spPr bwMode="auto">
                     <a:xfrm>
                       <a:off x="0" y="0"/>
-                      <a:ext cx="5943600" cy="1000125"/>
+                      <a:ext cx="5943600" cy="1905000"/>
                     </a:xfrm>
                     <a:prstGeom prst="rect">
                       <a:avLst/>
@@ -1887,7 +2034,136 @@
           <w:sz w:val="22"/>
           <w:szCs w:val="22"/>
         </w:rPr>
-        <w:t xml:space="preserve">Three more checks ran on the shipped networks. Shuffling the order of junctions and conduits in the input file changed nothing, in five networks with three shuffles each. No allocation created or destroyed water: the largest difference between what a junction handed out and what it had was 3.6e-15 cfs, which is arithmetic rounding. And the WebAssembly engine this page runs gave the same bytes as a native build of the same source on all 52 runs, provided the native build uses the same maths library. That proviso turned out to be a finding of its own.</w:t>
+        <w:t xml:space="preserve">Three more checks ran on the shipped networks. Shuffling the order of junctions and conduits in the input file changed nothing, in five networks with three shuffles each. On those networks no allocation created or destroyed water: the largest difference between what a junction handed out and what it had was 3.6e-15 cfs, which is arithmetic rounding. And the WebAssembly engine this page runs gave the same bytes as a native build of the same source on all 52 runs, provided the native build uses the same maths library. That proviso turned out to be a finding of its own.</w:t>
+      </w:r>
+    </w:p>
+    <w:p>
+      <w:pPr>
+        <w:spacing w:after="160" w:line="300"/>
+      </w:pPr>
+      <w:r>
+        <w:rPr>
+          <w:rFonts w:ascii="Georgia" w:cs="Georgia" w:eastAsia="Georgia" w:hAnsi="Georgia"/>
+          <w:b w:val="false"/>
+          <w:bCs w:val="false"/>
+          <w:i w:val="false"/>
+          <w:iCs w:val="false"/>
+          <w:sz w:val="22"/>
+          <w:szCs w:val="22"/>
+        </w:rPr>
+        <w:t xml:space="preserve">The corpus found the one place where that is not true. In </w:t>
+      </w:r>
+      <w:r>
+        <w:rPr>
+          <w:rFonts w:ascii="Consolas" w:cs="Consolas" w:eastAsia="Consolas" w:hAnsi="Consolas"/>
+          <w:b w:val="false"/>
+          <w:bCs w:val="false"/>
+          <w:i w:val="false"/>
+          <w:iCs w:val="false"/>
+          <w:sz w:val="19"/>
+          <w:szCs w:val="19"/>
+        </w:rPr>
+        <w:t xml:space="preserve">XPSWMM/EXTUT17.inp</w:t>
+      </w:r>
+      <w:r>
+        <w:rPr>
+          <w:rFonts w:ascii="Georgia" w:cs="Georgia" w:eastAsia="Georgia" w:hAnsi="Georgia"/>
+          <w:b w:val="false"/>
+          <w:bCs w:val="false"/>
+          <w:i w:val="false"/>
+          <w:iCs w:val="false"/>
+          <w:sz w:val="22"/>
+          <w:szCs w:val="22"/>
+        </w:rPr>
+        <w:t xml:space="preserve"> a junction feeds a 1 ft pipe that can carry 0.1126658 cfs and an overflow channel 100 ft up that can carry 14,812. At one step 0.1126642 cfs arrived, a hair under the small pipe's capacity. HEAD's bisection stops when it is within a tolerance set by the junction's total capacity:</w:t>
+      </w:r>
+    </w:p>
+    <w:p>
+      <w:pPr>
+        <w:shd w:fill="EEF2F7" w:color="auto" w:val="clear"/>
+        <w:spacing w:after="180" w:before="60"/>
+        <w:ind w:left="240" w:right="240"/>
+      </w:pPr>
+      <w:r>
+        <w:rPr>
+          <w:rFonts w:ascii="Consolas" w:cs="Consolas" w:eastAsia="Consolas" w:hAnsi="Consolas"/>
+          <w:sz w:val="18"/>
+          <w:szCs w:val="18"/>
+        </w:rPr>
+        <w:t xml:space="preserve">if ( fabs(f) &lt;= 1.0e-10 * capSum ) break;</w:t>
+      </w:r>
+    </w:p>
+    <w:p>
+      <w:pPr>
+        <w:spacing w:after="160" w:line="300"/>
+      </w:pPr>
+      <w:r>
+        <w:rPr>
+          <w:rFonts w:ascii="Georgia" w:cs="Georgia" w:eastAsia="Georgia" w:hAnsi="Georgia"/>
+          <w:b w:val="false"/>
+          <w:bCs w:val="false"/>
+          <w:i w:val="false"/>
+          <w:iCs w:val="false"/>
+          <w:sz w:val="22"/>
+          <w:szCs w:val="22"/>
+        </w:rPr>
+        <w:t xml:space="preserve">With 14,812 cfs of capacity, that tolerance is 1.48e-6 cfs, coarser than the gap between the inflow and the small pipe's capacity. The bisection stopped just past it, the pipe was marked full at 0.1126658 cfs, and the correction step that follows only adjusts outlets below their caps:</w:t>
+      </w:r>
+    </w:p>
+    <w:p>
+      <w:pPr>
+        <w:shd w:fill="EEF2F7" w:color="auto" w:val="clear"/>
+        <w:spacing w:after="180" w:before="60"/>
+        <w:ind w:left="240" w:right="240"/>
+      </w:pPr>
+      <w:r>
+        <w:rPr>
+          <w:rFonts w:ascii="Consolas" w:cs="Consolas" w:eastAsia="Consolas" w:hAnsi="Consolas"/>
+          <w:sz w:val="18"/>
+          <w:szCs w:val="18"/>
+        </w:rPr>
+        <w:t xml:space="preserve">if ( sumFree &gt; 0.0 &amp;&amp; qT &gt; sumCapped )</w:t>
+      </w:r>
+    </w:p>
+    <w:p>
+      <w:pPr>
+        <w:spacing w:after="160" w:line="300"/>
+      </w:pPr>
+      <w:r>
+        <w:rPr>
+          <w:rFonts w:ascii="Georgia" w:cs="Georgia" w:eastAsia="Georgia" w:hAnsi="Georgia"/>
+          <w:b w:val="false"/>
+          <w:bCs w:val="false"/>
+          <w:i w:val="false"/>
+          <w:iCs w:val="false"/>
+          <w:sz w:val="22"/>
+          <w:szCs w:val="22"/>
+        </w:rPr>
+        <w:t xml:space="preserve">Here the capped pipe alone was over the inflow, so nothing ran, and the junction handed out 1.48e-6 cfs it did not have. It happened in 20 of the 234 corpus networks swmm5-kw routed, never more than 1.48e-06 cfs. At its worst that is a rate of about five fluid ounces an hour. Still a defect: the engine promises never to make water. </w:t>
+      </w:r>
+      <w:r>
+        <w:rPr>
+          <w:rFonts w:ascii="Consolas" w:cs="Consolas" w:eastAsia="Consolas" w:hAnsi="Consolas"/>
+          <w:b w:val="false"/>
+          <w:bCs w:val="false"/>
+          <w:i w:val="false"/>
+          <w:iCs w:val="false"/>
+          <w:sz w:val="19"/>
+          <w:szCs w:val="19"/>
+        </w:rPr>
+        <w:t xml:space="preserve">patch/kw-v1.1-head-overshoot.patch</w:t>
+      </w:r>
+      <w:r>
+        <w:rPr>
+          <w:rFonts w:ascii="Georgia" w:cs="Georgia" w:eastAsia="Georgia" w:hAnsi="Georgia"/>
+          <w:b w:val="false"/>
+          <w:bCs w:val="false"/>
+          <w:i w:val="false"/>
+          <w:iCs w:val="false"/>
+          <w:sz w:val="22"/>
+          <w:szCs w:val="22"/>
+        </w:rPr>
+        <w:t xml:space="preserve"> adds one branch, which scales every outlet down to the inflow when the capped ones alone exceed it. On all 234 networks it brings the largest gap to 1.8e-12 cfs and changes output only where the defect fired. It is not applied, because the engine in this repository is the one already built into Bob's apps, and changing it is his decision.</w:t>
       </w:r>
     </w:p>
     <w:p>
@@ -1905,41 +2181,41 @@
           <w:sz w:val="30"/>
           <w:szCs w:val="30"/>
         </w:rPr>
-        <w:t xml:space="preserve">Two things stock 5.2.4 does by itself</w:t>
-      </w:r>
-    </w:p>
-    <w:p>
-      <w:pPr>
-        <w:spacing w:after="160" w:line="300"/>
-      </w:pPr>
-      <w:r>
-        <w:rPr>
-          <w:rFonts w:ascii="Georgia" w:cs="Georgia" w:eastAsia="Georgia" w:hAnsi="Georgia"/>
-          <w:b w:val="false"/>
-          <w:bCs w:val="false"/>
-          <w:i w:val="false"/>
-          <w:iCs w:val="false"/>
-          <w:sz w:val="22"/>
-          <w:szCs w:val="22"/>
-        </w:rPr>
-        <w:t xml:space="preserve">Building this engine meant running a great many kinematic-wave models, and two behaviours of unmodified EPA 5.2.4 came to light. Neither has anything to do with the extension. Both show up on a plain chain of three 3 ft pipes with nothing to split and no loop.</w:t>
-      </w:r>
-    </w:p>
-    <w:p>
-      <w:pPr>
-        <w:spacing w:after="160" w:line="300"/>
-      </w:pPr>
-      <w:r>
-        <w:rPr>
-          <w:rFonts w:ascii="Georgia" w:cs="Georgia" w:eastAsia="Georgia" w:hAnsi="Georgia"/>
-          <w:b w:val="false"/>
-          <w:bCs w:val="false"/>
-          <w:i w:val="false"/>
-          <w:iCs w:val="false"/>
-          <w:sz w:val="22"/>
-          <w:szCs w:val="22"/>
-        </w:rPr>
-        <w:t xml:space="preserve">The first is a continuity leak at capacity. Feed the chain less than its full-pipe capacity of 33.35 cfs and the routing continuity error is about a tenth of a percent. Feed it a little more and the error grows, steadily, to -10.18% at 37.5 cfs, four cfs over capacity, then drops back to -0.48% at 38 cfs. A model whose peak happens to sit in that band reports losing a tenth of its water. In September only three inflows were run, 30, 34 and 40 cfs, and the worst of the three was -1.60%. The sweep found the band they had stepped over.</w:t>
+        <w:t xml:space="preserve">Three things stock 5.2.4 does by itself</w:t>
+      </w:r>
+    </w:p>
+    <w:p>
+      <w:pPr>
+        <w:spacing w:after="160" w:line="300"/>
+      </w:pPr>
+      <w:r>
+        <w:rPr>
+          <w:rFonts w:ascii="Georgia" w:cs="Georgia" w:eastAsia="Georgia" w:hAnsi="Georgia"/>
+          <w:b w:val="false"/>
+          <w:bCs w:val="false"/>
+          <w:i w:val="false"/>
+          <w:iCs w:val="false"/>
+          <w:sz w:val="22"/>
+          <w:szCs w:val="22"/>
+        </w:rPr>
+        <w:t xml:space="preserve">Building and checking this engine meant running a great many kinematic-wave models, and three behaviours of unmodified EPA 5.2.4 came to light. None has anything to do with the extension. Each shows up on a network with nothing to split and no loop.</w:t>
+      </w:r>
+    </w:p>
+    <w:p>
+      <w:pPr>
+        <w:spacing w:after="160" w:line="300"/>
+      </w:pPr>
+      <w:r>
+        <w:rPr>
+          <w:rFonts w:ascii="Georgia" w:cs="Georgia" w:eastAsia="Georgia" w:hAnsi="Georgia"/>
+          <w:b w:val="false"/>
+          <w:bCs w:val="false"/>
+          <w:i w:val="false"/>
+          <w:iCs w:val="false"/>
+          <w:sz w:val="22"/>
+          <w:szCs w:val="22"/>
+        </w:rPr>
+        <w:t xml:space="preserve">The first is a continuity error at capacity. Feed the chain less than its full-pipe capacity of 33.35 cfs and the routing continuity error is about a tenth of a percent. Feed it a little more and the error grows, steadily, to -10.18% at 37.5 cfs, four cfs over capacity, then drops back to -0.48% at 38 cfs. The minus sign matters: the run reports more water leaving than came in. A model whose peak happens to sit in that band reports a tenth more water out than in. In September only three inflows were run, 30, 34 and 40 cfs, and the worst of the three was -1.60%. The sweep found the band they had stepped over.</w:t>
       </w:r>
     </w:p>
     <w:p>
@@ -2102,6 +2378,123 @@
     </w:p>
     <w:p>
       <w:pPr>
+        <w:spacing w:after="160" w:line="300"/>
+      </w:pPr>
+      <w:r>
+        <w:rPr>
+          <w:rFonts w:ascii="Georgia" w:cs="Georgia" w:eastAsia="Georgia" w:hAnsi="Georgia"/>
+          <w:b w:val="false"/>
+          <w:bCs w:val="false"/>
+          <w:i w:val="false"/>
+          <w:iCs w:val="false"/>
+          <w:sz w:val="22"/>
+          <w:szCs w:val="22"/>
+        </w:rPr>
+        <w:t xml:space="preserve">The third came out of the corpus. Kinematic wave makes water in flat channels, and makes relatively more the less water there is. Run one 1,000 ft trapezoidal channel with no fall at all and a steady 0.03 cfs for a day, and stock 5.2.4 reports a routing continuity error of -11.01%: eleven percent more water out than in. EPA flags such a channel with WARNING 04 and gives it a minimum fall, but the error stays. Give the channel a tenth of a foot of fall and the error is -2.48%; a full foot, -1.21%; at 3 cfs on a foot of fall, -0.22%. Old models converted from other programs are full of flat channels, which is why this showed up in the what-if pass. Where in </w:t>
+      </w:r>
+      <w:r>
+        <w:rPr>
+          <w:rFonts w:ascii="Consolas" w:cs="Consolas" w:eastAsia="Consolas" w:hAnsi="Consolas"/>
+          <w:b w:val="false"/>
+          <w:bCs w:val="false"/>
+          <w:i w:val="false"/>
+          <w:iCs w:val="false"/>
+          <w:sz w:val="19"/>
+          <w:szCs w:val="19"/>
+        </w:rPr>
+        <w:t xml:space="preserve">kinwave.c</w:t>
+      </w:r>
+      <w:r>
+        <w:rPr>
+          <w:rFonts w:ascii="Georgia" w:cs="Georgia" w:eastAsia="Georgia" w:hAnsi="Georgia"/>
+          <w:b w:val="false"/>
+          <w:bCs w:val="false"/>
+          <w:i w:val="false"/>
+          <w:iCs w:val="false"/>
+          <w:sz w:val="22"/>
+          <w:szCs w:val="22"/>
+        </w:rPr>
+        <w:t xml:space="preserve"> the extra water comes from has not been traced.</w:t>
+      </w:r>
+    </w:p>
+    <w:p>
+      <w:pPr>
+        <w:keepNext/>
+        <w:spacing w:after="60" w:before="120"/>
+        <w:jc w:val="center"/>
+      </w:pPr>
+      <w:r>
+        <w:drawing>
+          <wp:inline distT="0" distB="0" distL="0" distR="0">
+            <wp:extent cx="5943600" cy="2343150"/>
+            <wp:effectExtent t="0" r="0" b="0" l="0"/>
+            <wp:docPr id="11" name="fig11" descr="Stock EPA 5.2.4, kinematic wave, one 1,000 ft trapezoidal channel, a steady inflow for one day: routing continuity error against the channel's fall, for three inflows. Measured." title="Figure 11"/>
+            <wp:cNvGraphicFramePr>
+              <a:graphicFrameLocks xmlns:a="http://schemas.openxmlformats.org/drawingml/2006/main" noChangeAspect="1"/>
+            </wp:cNvGraphicFramePr>
+            <a:graphic xmlns:a="http://schemas.openxmlformats.org/drawingml/2006/main">
+              <a:graphicData uri="http://schemas.openxmlformats.org/drawingml/2006/picture">
+                <pic:pic xmlns:pic="http://schemas.openxmlformats.org/drawingml/2006/picture">
+                  <pic:nvPicPr>
+                    <pic:cNvPr id="0" name="" descr=""/>
+                    <pic:cNvPicPr>
+                      <a:picLocks noChangeAspect="1" noChangeArrowheads="1"/>
+                    </pic:cNvPicPr>
+                  </pic:nvPicPr>
+                  <pic:blipFill>
+                    <a:blip r:embed="rId18" cstate="none"/>
+                    <a:srcRect/>
+                    <a:stretch>
+                      <a:fillRect/>
+                    </a:stretch>
+                  </pic:blipFill>
+                  <pic:spPr bwMode="auto">
+                    <a:xfrm>
+                      <a:off x="0" y="0"/>
+                      <a:ext cx="5943600" cy="2343150"/>
+                    </a:xfrm>
+                    <a:prstGeom prst="rect">
+                      <a:avLst/>
+                    </a:prstGeom>
+                  </pic:spPr>
+                </pic:pic>
+              </a:graphicData>
+            </a:graphic>
+          </wp:inline>
+        </w:drawing>
+      </w:r>
+    </w:p>
+    <w:p>
+      <w:pPr>
+        <w:spacing w:after="240"/>
+      </w:pPr>
+      <w:r>
+        <w:rPr>
+          <w:rFonts w:ascii="Arial" w:cs="Arial" w:eastAsia="Arial" w:hAnsi="Arial"/>
+          <w:b/>
+          <w:bCs/>
+          <w:color w:val="4F5D6E"/>
+          <w:sz w:val="18"/>
+          <w:szCs w:val="18"/>
+        </w:rPr>
+        <w:t xml:space="preserve">Figure 11. </w:t>
+      </w:r>
+      <w:r>
+        <w:rPr>
+          <w:rFonts w:ascii="Arial" w:cs="Arial" w:eastAsia="Arial" w:hAnsi="Arial"/>
+          <w:b w:val="false"/>
+          <w:bCs w:val="false"/>
+          <w:i w:val="false"/>
+          <w:iCs w:val="false"/>
+          <w:color w:val="4F5D6E"/>
+          <w:sz w:val="18"/>
+          <w:szCs w:val="18"/>
+        </w:rPr>
+        <w:t xml:space="preserve">Stock EPA 5.2.4, kinematic wave, one 1,000 ft trapezoidal channel, a steady inflow for one day: routing continuity error against the channel's fall, for three inflows. Measured.</w:t>
+      </w:r>
+    </w:p>
+    <w:p>
+      <w:pPr>
         <w:pStyle w:val="Heading1"/>
         <w:keepNext/>
         <w:spacing w:after="120" w:before="360"/>
@@ -2204,6 +2597,50 @@
           <w:szCs w:val="22"/>
         </w:rPr>
         <w:t xml:space="preserve">Anything about dynamic wave, which the extension never touches.</w:t>
+      </w:r>
+    </w:p>
+    <w:p>
+      <w:pPr>
+        <w:pStyle w:val="ListParagraph"/>
+        <w:numPr>
+          <w:ilvl w:val="0"/>
+          <w:numId w:val="2"/>
+        </w:numPr>
+        <w:spacing w:after="80" w:line="290"/>
+      </w:pPr>
+      <w:r>
+        <w:rPr>
+          <w:rFonts w:ascii="Georgia" w:cs="Georgia" w:eastAsia="Georgia" w:hAnsi="Georgia"/>
+          <w:b w:val="false"/>
+          <w:bCs w:val="false"/>
+          <w:i w:val="false"/>
+          <w:iCs w:val="false"/>
+          <w:sz w:val="22"/>
+          <w:szCs w:val="22"/>
+        </w:rPr>
+        <w:t xml:space="preserve">That every continuity error in the what-if pass is stock behaviour. The 30 largest were traced; three of them by a direct test, the rest by a matching signature. The long tail below them was not examined.</w:t>
+      </w:r>
+    </w:p>
+    <w:p>
+      <w:pPr>
+        <w:pStyle w:val="ListParagraph"/>
+        <w:numPr>
+          <w:ilvl w:val="0"/>
+          <w:numId w:val="2"/>
+        </w:numPr>
+        <w:spacing w:after="80" w:line="290"/>
+      </w:pPr>
+      <w:r>
+        <w:rPr>
+          <w:rFonts w:ascii="Georgia" w:cs="Georgia" w:eastAsia="Georgia" w:hAnsi="Georgia"/>
+          <w:b w:val="false"/>
+          <w:bCs w:val="false"/>
+          <w:i w:val="false"/>
+          <w:iCs w:val="false"/>
+          <w:sz w:val="22"/>
+          <w:szCs w:val="22"/>
+        </w:rPr>
+        <w:t xml:space="preserve">That the HEAD overshoot fix is right for every network. It was checked on the networks the corpus routes and the shipped ones, and it is not applied.</w:t>
       </w:r>
     </w:p>
     <w:p>

--- a/dist/swmm5-kw-doc.docx
+++ b/dist/swmm5-kw-doc.docx
@@ -2034,7 +2034,7 @@
           <w:sz w:val="22"/>
           <w:szCs w:val="22"/>
         </w:rPr>
-        <w:t xml:space="preserve">Three more checks ran on the shipped networks. Shuffling the order of junctions and conduits in the input file changed nothing, in five networks with three shuffles each. On those networks no allocation created or destroyed water: the largest difference between what a junction handed out and what it had was 3.6e-15 cfs, which is arithmetic rounding. And the WebAssembly engine this page runs gave the same bytes as a native build of the same source on all 52 runs, provided the native build uses the same maths library. That proviso turned out to be a finding of its own.</w:t>
+        <w:t xml:space="preserve">Three more checks ran on the shipped networks. Shuffling the order of junctions and conduits in the input file changed nothing, in 7 networks with three shuffles each. On those networks no allocation created or destroyed water: the largest difference between what a junction handed out and what it had was 3.6e-15 cfs, which is arithmetic rounding. And the WebAssembly engine this page runs gave the same bytes as a native build of the same source on all 15 runs, provided the native build uses the same maths library. That proviso turned out to be a finding of its own. All three checks share one weakness, which the second outside review found: every shipped junction has two outlets, so none of them could catch a limit that only bites at sixty-five. The section after next tells that story.</w:t>
       </w:r>
     </w:p>
     <w:p>
@@ -2163,7 +2163,7 @@
           <w:sz w:val="22"/>
           <w:szCs w:val="22"/>
         </w:rPr>
-        <w:t xml:space="preserve"> adds one branch, which scales every outlet down to the inflow when the capped ones alone exceed it. On all 234 networks it brings the largest gap to 1.8e-12 cfs and changes output only where the defect fired. It is not applied, because the engine in this repository is the one already built into Bob's apps, and changing it is his decision.</w:t>
+        <w:t xml:space="preserve"> adds one branch, which scales every outlet down to the inflow when the capped ones alone exceed it. On all 234 networks it brings the largest gap to 1.8e-12 cfs and changes output only where the defect fired. It is not applied. Version 1.1 changes the engine for another reason (the next section), so the apps that embed it need the new file anyway; whether this fix rides along is still Bob's decision.</w:t>
       </w:r>
     </w:p>
     <w:p>
@@ -2181,41 +2181,120 @@
           <w:sz w:val="30"/>
           <w:szCs w:val="30"/>
         </w:rPr>
-        <w:t xml:space="preserve">Three things stock 5.2.4 does by itself</w:t>
-      </w:r>
-    </w:p>
-    <w:p>
-      <w:pPr>
-        <w:spacing w:after="160" w:line="300"/>
-      </w:pPr>
-      <w:r>
-        <w:rPr>
-          <w:rFonts w:ascii="Georgia" w:cs="Georgia" w:eastAsia="Georgia" w:hAnsi="Georgia"/>
-          <w:b w:val="false"/>
-          <w:bCs w:val="false"/>
-          <w:i w:val="false"/>
-          <w:iCs w:val="false"/>
-          <w:sz w:val="22"/>
-          <w:szCs w:val="22"/>
-        </w:rPr>
-        <w:t xml:space="preserve">Building and checking this engine meant running a great many kinematic-wave models, and three behaviours of unmodified EPA 5.2.4 came to light. None has anything to do with the extension. Each shows up on a network with nothing to split and no loop.</w:t>
-      </w:r>
-    </w:p>
-    <w:p>
-      <w:pPr>
-        <w:spacing w:after="160" w:line="300"/>
-      </w:pPr>
-      <w:r>
-        <w:rPr>
-          <w:rFonts w:ascii="Georgia" w:cs="Georgia" w:eastAsia="Georgia" w:hAnsi="Georgia"/>
-          <w:b w:val="false"/>
-          <w:bCs w:val="false"/>
-          <w:i w:val="false"/>
-          <w:iCs w:val="false"/>
-          <w:sz w:val="22"/>
-          <w:szCs w:val="22"/>
-        </w:rPr>
-        <w:t xml:space="preserve">The first is a continuity error at capacity. Feed the chain less than its full-pipe capacity of 33.35 cfs and the routing continuity error is about a tenth of a percent. Feed it a little more and the error grows, steadily, to -10.18% at 37.5 cfs, four cfs over capacity, then drops back to -0.48% at 38 cfs. The minus sign matters: the run reports more water leaving than came in. A model whose peak happens to sit in that band reports a tenth more water out than in. In September only three inflows were run, 30, 34 and 40 cfs, and the worst of the three was -1.60%. The sweep found the band they had stepped over.</w:t>
+        <w:t xml:space="preserve">The sixty-fifth outlet</w:t>
+      </w:r>
+    </w:p>
+    <w:p>
+      <w:pPr>
+        <w:spacing w:after="160" w:line="300"/>
+      </w:pPr>
+      <w:r>
+        <w:rPr>
+          <w:rFonts w:ascii="Georgia" w:cs="Georgia" w:eastAsia="Georgia" w:hAnsi="Georgia"/>
+          <w:b w:val="false"/>
+          <w:bCs w:val="false"/>
+          <w:i w:val="false"/>
+          <w:iCs w:val="false"/>
+          <w:sz w:val="22"/>
+          <w:szCs w:val="22"/>
+        </w:rPr>
+        <w:t xml:space="preserve">On 31 October Bob passed along a second outside review, of version 1.0. It graded the work 82 out of 100, a B minus. It credited the regression work: 65 runs across the 13 shipped networks, 15 shuffled-order tests and the CAPACITY rule matching the ratio of Manning capacities. Then it listed five ways the engine or this page could mislead. All five reproduced before anything was changed.</w:t>
+      </w:r>
+    </w:p>
+    <w:p>
+      <w:pPr>
+        <w:spacing w:after="160" w:line="300"/>
+      </w:pPr>
+      <w:r>
+        <w:rPr>
+          <w:rFonts w:ascii="Georgia" w:cs="Georgia" w:eastAsia="Georgia" w:hAnsi="Georgia"/>
+          <w:b w:val="false"/>
+          <w:bCs w:val="false"/>
+          <w:i w:val="false"/>
+          <w:iCs w:val="false"/>
+          <w:sz w:val="22"/>
+          <w:szCs w:val="22"/>
+        </w:rPr>
+        <w:t xml:space="preserve">The first was in the engine. Build a junction with 65 outlets, every one a 12 in pipe 400 ft long at 1% slope, feed it 20 cfs, and give one outlet a flow limit of 0.1 cfs. Under the AREA rule with steady flow, list the limited outlet first and the junction hands out exactly what arrives. List it 65th and the junction comes up 0.0399 cfs short and floods, with a peak of 0.04 cfs, while the run ends without an error and global continuity still prints 0.000%. Nothing was created; water was held back that should have gone on. The cause was one declaration in the proportional rules:</w:t>
+      </w:r>
+    </w:p>
+    <w:p>
+      <w:pPr>
+        <w:shd w:fill="EEF2F7" w:color="auto" w:val="clear"/>
+        <w:spacing w:after="180" w:before="60"/>
+        <w:ind w:left="240" w:right="240"/>
+      </w:pPr>
+      <w:r>
+        <w:rPr>
+          <w:rFonts w:ascii="Consolas" w:cs="Consolas" w:eastAsia="Consolas" w:hAnsi="Consolas"/>
+          <w:sz w:val="18"/>
+          <w:szCs w:val="18"/>
+        </w:rPr>
+        <w:t xml:space="preserve">char done[64];</w:t>
+      </w:r>
+    </w:p>
+    <w:p>
+      <w:pPr>
+        <w:spacing w:after="160" w:line="300"/>
+      </w:pPr>
+      <w:r>
+        <w:rPr>
+          <w:rFonts w:ascii="Georgia" w:cs="Georgia" w:eastAsia="Georgia" w:hAnsi="Georgia"/>
+          <w:b w:val="false"/>
+          <w:bCs w:val="false"/>
+          <w:i w:val="false"/>
+          <w:iCs w:val="false"/>
+          <w:sz w:val="22"/>
+          <w:szCs w:val="22"/>
+        </w:rPr>
+        <w:t xml:space="preserve">CAPACITY and AREA divide the water in passes. Each pass shares what is left among the outlets that are not yet full, and an outlet whose share passes its capacity takes the capacity and is marked full. The marks lived in that array, and every use was guarded so it could not overrun:</w:t>
+      </w:r>
+    </w:p>
+    <w:p>
+      <w:pPr>
+        <w:shd w:fill="EEF2F7" w:color="auto" w:val="clear"/>
+        <w:spacing w:after="180" w:before="60"/>
+        <w:ind w:left="240" w:right="240"/>
+      </w:pPr>
+      <w:r>
+        <w:rPr>
+          <w:rFonts w:ascii="Consolas" w:cs="Consolas" w:eastAsia="Consolas" w:hAnsi="Consolas"/>
+          <w:sz w:val="18"/>
+          <w:szCs w:val="18"/>
+        </w:rPr>
+        <w:t xml:space="preserve">if ( idx &lt; 64 &amp;&amp; done[idx] ) continue;</w:t>
+      </w:r>
+    </w:p>
+    <w:p>
+      <w:pPr>
+        <w:shd w:fill="EEF2F7" w:color="auto" w:val="clear"/>
+        <w:spacing w:after="180" w:before="60"/>
+        <w:ind w:left="240" w:right="240"/>
+      </w:pPr>
+      <w:r>
+        <w:rPr>
+          <w:rFonts w:ascii="Consolas" w:cs="Consolas" w:eastAsia="Consolas" w:hAnsi="Consolas"/>
+          <w:sz w:val="18"/>
+          <w:szCs w:val="18"/>
+        </w:rPr>
+        <w:t xml:space="preserve">if ( AllocQ[L] &gt; cap ) { AllocQ[L] = cap; if ( idx &lt; 64 ) done[idx] = 1; capped = 1; }</w:t>
+      </w:r>
+    </w:p>
+    <w:p>
+      <w:pPr>
+        <w:spacing w:after="160" w:line="300"/>
+      </w:pPr>
+      <w:r>
+        <w:rPr>
+          <w:rFonts w:ascii="Georgia" w:cs="Georgia" w:eastAsia="Georgia" w:hAnsi="Georgia"/>
+          <w:b w:val="false"/>
+          <w:bCs w:val="false"/>
+          <w:i w:val="false"/>
+          <w:iCs w:val="false"/>
+          <w:sz w:val="22"/>
+          <w:szCs w:val="22"/>
+        </w:rPr>
+        <w:t xml:space="preserve">The guard kept the array safe and made the arithmetic wrong. An outlet past the 64th could be capped but never marked, so the next pass counted it as still open, handed it a share of what was left, and cut it back to its cap again. The share it could not take was lost to the junction. The two-outlet test networks never came near the limit, which is how a correct-looking guard survived every gate.</w:t>
       </w:r>
     </w:p>
     <w:p>
@@ -2227,9 +2306,9 @@
       <w:r>
         <w:drawing>
           <wp:inline distT="0" distB="0" distL="0" distR="0">
-            <wp:extent cx="5943600" cy="2343150"/>
+            <wp:extent cx="5943600" cy="2505075"/>
             <wp:effectExtent t="0" r="0" b="0" l="0"/>
-            <wp:docPr id="10" name="fig10" descr="Stock EPA 5.2.4, kinematic wave, three 3 ft pipes in series: routing continuity error against the inflow held for two and a half hours. Measured every 0.5 cfs. The open rings are the three inflows measured in September." title="Figure 10"/>
+            <wp:docPr id="10" name="fig10" descr="The review's junction: the capped outlet moved through all 65 positions in the file, AREA rule, steady flow. Rings: v1.0, exact until the 65th position, then 0.04 cfs short. Line: v1.1, exact at every position. Measured with both builds." title="Figure 10"/>
             <wp:cNvGraphicFramePr>
               <a:graphicFrameLocks xmlns:a="http://schemas.openxmlformats.org/drawingml/2006/main" noChangeAspect="1"/>
             </wp:cNvGraphicFramePr>
@@ -2252,7 +2331,7 @@
                   <pic:spPr bwMode="auto">
                     <a:xfrm>
                       <a:off x="0" y="0"/>
-                      <a:ext cx="5943600" cy="2343150"/>
+                      <a:ext cx="5943600" cy="2505075"/>
                     </a:xfrm>
                     <a:prstGeom prst="rect">
                       <a:avLst/>
@@ -2291,130 +2370,333 @@
           <w:sz w:val="18"/>
           <w:szCs w:val="18"/>
         </w:rPr>
-        <w:t xml:space="preserve">Stock EPA 5.2.4, kinematic wave, three 3 ft pipes in series: routing continuity error against the inflow held for two and a half hours. Measured every 0.5 cfs. The open rings are the three inflows measured in September.</w:t>
-      </w:r>
-    </w:p>
-    <w:p>
-      <w:pPr>
-        <w:spacing w:after="160" w:line="300"/>
-      </w:pPr>
-      <w:r>
-        <w:rPr>
-          <w:rFonts w:ascii="Georgia" w:cs="Georgia" w:eastAsia="Georgia" w:hAnsi="Georgia"/>
-          <w:b w:val="false"/>
-          <w:bCs w:val="false"/>
-          <w:i w:val="false"/>
-          <w:iCs w:val="false"/>
-          <w:sz w:val="22"/>
-          <w:szCs w:val="22"/>
-        </w:rPr>
-        <w:t xml:space="preserve">The likely cause sits in </w:t>
-      </w:r>
-      <w:r>
-        <w:rPr>
-          <w:rFonts w:ascii="Consolas" w:cs="Consolas" w:eastAsia="Consolas" w:hAnsi="Consolas"/>
-          <w:b w:val="false"/>
-          <w:bCs w:val="false"/>
-          <w:i w:val="false"/>
-          <w:iCs w:val="false"/>
-          <w:sz w:val="19"/>
-          <w:szCs w:val="19"/>
-        </w:rPr>
-        <w:t xml:space="preserve">kinwave.c</w:t>
-      </w:r>
-      <w:r>
-        <w:rPr>
-          <w:rFonts w:ascii="Georgia" w:cs="Georgia" w:eastAsia="Georgia" w:hAnsi="Georgia"/>
-          <w:b w:val="false"/>
-          <w:bCs w:val="false"/>
-          <w:i w:val="false"/>
-          <w:iCs w:val="false"/>
-          <w:sz w:val="22"/>
-          <w:szCs w:val="22"/>
-        </w:rPr>
-        <w:t xml:space="preserve">. When a pipe's inflow reaches full-pipe flow, the solver sets its inlet area to full. Just below, it takes the lower of the two depths that carry that flow, because a circle carries full flow twice, once at 82% depth and once at 100%. A pipe hovering at capacity can flip between the two from one step to the next, a jump of about 18% of the full area, and every flip is booked as stored water that was never there. The sudden recovery at 38 cfs is not explained yet.</w:t>
-      </w:r>
-    </w:p>
-    <w:p>
-      <w:pPr>
-        <w:spacing w:after="160" w:line="300"/>
-      </w:pPr>
-      <w:r>
-        <w:rPr>
-          <w:rFonts w:ascii="Georgia" w:cs="Georgia" w:eastAsia="Georgia" w:hAnsi="Georgia"/>
-          <w:b w:val="false"/>
-          <w:bCs w:val="false"/>
-          <w:i w:val="false"/>
-          <w:iCs w:val="false"/>
-          <w:sz w:val="22"/>
-          <w:szCs w:val="22"/>
-        </w:rPr>
-        <w:t xml:space="preserve">The second is that kinematic-wave answers depend on the maths library. The same source compiled against glibc and against musl agree for the first 241 minutes of a storm on the 30 cfs chain and then part company by up to 2% on the recession. Dynamic wave and steady flow gave identical answers under both libraries. So "the same engine" means little for kinematic wave unless you also say which </w:t>
-      </w:r>
-      <w:r>
-        <w:rPr>
-          <w:rFonts w:ascii="Consolas" w:cs="Consolas" w:eastAsia="Consolas" w:hAnsi="Consolas"/>
-          <w:b w:val="false"/>
-          <w:bCs w:val="false"/>
-          <w:i w:val="false"/>
-          <w:iCs w:val="false"/>
-          <w:sz w:val="19"/>
-          <w:szCs w:val="19"/>
-        </w:rPr>
-        <w:t xml:space="preserve">libm</w:t>
-      </w:r>
-      <w:r>
-        <w:rPr>
-          <w:rFonts w:ascii="Georgia" w:cs="Georgia" w:eastAsia="Georgia" w:hAnsi="Georgia"/>
-          <w:b w:val="false"/>
-          <w:bCs w:val="false"/>
-          <w:i w:val="false"/>
-          <w:iCs w:val="false"/>
-          <w:sz w:val="22"/>
-          <w:szCs w:val="22"/>
-        </w:rPr>
-        <w:t xml:space="preserve"> it was linked against. The browser engine uses musl's mathematics, and its gate compares against a musl build for exactly that reason.</w:t>
-      </w:r>
-    </w:p>
-    <w:p>
-      <w:pPr>
-        <w:spacing w:after="160" w:line="300"/>
-      </w:pPr>
-      <w:r>
-        <w:rPr>
-          <w:rFonts w:ascii="Georgia" w:cs="Georgia" w:eastAsia="Georgia" w:hAnsi="Georgia"/>
-          <w:b w:val="false"/>
-          <w:bCs w:val="false"/>
-          <w:i w:val="false"/>
-          <w:iCs w:val="false"/>
-          <w:sz w:val="22"/>
-          <w:szCs w:val="22"/>
-        </w:rPr>
-        <w:t xml:space="preserve">The third came out of the corpus. Kinematic wave makes water in flat channels, and makes relatively more the less water there is. Run one 1,000 ft trapezoidal channel with no fall at all and a steady 0.03 cfs for a day, and stock 5.2.4 reports a routing continuity error of -11.01%: eleven percent more water out than in. EPA flags such a channel with WARNING 04 and gives it a minimum fall, but the error stays. Give the channel a tenth of a foot of fall and the error is -2.48%; a full foot, -1.21%; at 3 cfs on a foot of fall, -0.22%. Old models converted from other programs are full of flat channels, which is why this showed up in the what-if pass. Where in </w:t>
-      </w:r>
-      <w:r>
-        <w:rPr>
-          <w:rFonts w:ascii="Consolas" w:cs="Consolas" w:eastAsia="Consolas" w:hAnsi="Consolas"/>
-          <w:b w:val="false"/>
-          <w:bCs w:val="false"/>
-          <w:i w:val="false"/>
-          <w:iCs w:val="false"/>
-          <w:sz w:val="19"/>
-          <w:szCs w:val="19"/>
-        </w:rPr>
-        <w:t xml:space="preserve">kinwave.c</w:t>
-      </w:r>
-      <w:r>
-        <w:rPr>
-          <w:rFonts w:ascii="Georgia" w:cs="Georgia" w:eastAsia="Georgia" w:hAnsi="Georgia"/>
-          <w:b w:val="false"/>
-          <w:bCs w:val="false"/>
-          <w:i w:val="false"/>
-          <w:iCs w:val="false"/>
-          <w:sz w:val="22"/>
-          <w:szCs w:val="22"/>
-        </w:rPr>
-        <w:t xml:space="preserve"> the extra water comes from has not been traced.</w:t>
+        <w:t xml:space="preserve">The review's junction: the capped outlet moved through all 65 positions in the file, AREA rule, steady flow. Rings: v1.0, exact until the 65th position, then 0.04 cfs short. Line: v1.1, exact at every position. Measured with both builds.</w:t>
+      </w:r>
+    </w:p>
+    <w:p>
+      <w:pPr>
+        <w:spacing w:after="160" w:line="300"/>
+      </w:pPr>
+      <w:r>
+        <w:rPr>
+          <w:rFonts w:ascii="Georgia" w:cs="Georgia" w:eastAsia="Georgia" w:hAnsi="Georgia"/>
+          <w:b w:val="false"/>
+          <w:bCs w:val="false"/>
+          <w:i w:val="false"/>
+          <w:iCs w:val="false"/>
+          <w:sz w:val="22"/>
+          <w:szCs w:val="22"/>
+        </w:rPr>
+        <w:t xml:space="preserve">Version 1.1 keeps the full marks per link, sized when the network is read, so any number of outlets is handled the same way. At 64 outlets or fewer, v1.0 and v1.1 run the same instructions in the same order, and on every shipped network, in six combinations of rule and loop setting, they write identical </w:t>
+      </w:r>
+      <w:r>
+        <w:rPr>
+          <w:rFonts w:ascii="Consolas" w:cs="Consolas" w:eastAsia="Consolas" w:hAnsi="Consolas"/>
+          <w:b w:val="false"/>
+          <w:bCs w:val="false"/>
+          <w:i w:val="false"/>
+          <w:iCs w:val="false"/>
+          <w:sz w:val="19"/>
+          <w:szCs w:val="19"/>
+        </w:rPr>
+        <w:t xml:space="preserve">.out</w:t>
+      </w:r>
+      <w:r>
+        <w:rPr>
+          <w:rFonts w:ascii="Georgia" w:cs="Georgia" w:eastAsia="Georgia" w:hAnsi="Georgia"/>
+          <w:b w:val="false"/>
+          <w:bCs w:val="false"/>
+          <w:i w:val="false"/>
+          <w:iCs w:val="false"/>
+          <w:sz w:val="22"/>
+          <w:szCs w:val="22"/>
+        </w:rPr>
+        <w:t xml:space="preserve"> files. A new gate builds the review's junction at 64, 65, 66 and 130 outlets, moves the capped outlet through the boundary positions, and runs all three rules under kinematic wave and steady flow: 78 runs, 0 failures: largest allocation gap 1.2e-13 cfs, no flooding, outlet peaks unchanged by position (largest change 0 cfs). Before the fix the same gate failed 12 of its 78 runs, every AREA run with the capped outlet at position 65 or later.</w:t>
+      </w:r>
+    </w:p>
+    <w:p>
+      <w:pPr>
+        <w:spacing w:after="160" w:line="300"/>
+      </w:pPr>
+      <w:r>
+        <w:rPr>
+          <w:rFonts w:ascii="Georgia" w:cs="Georgia" w:eastAsia="Georgia" w:hAnsi="Georgia"/>
+          <w:b w:val="false"/>
+          <w:bCs w:val="false"/>
+          <w:i w:val="false"/>
+          <w:iCs w:val="false"/>
+          <w:sz w:val="22"/>
+          <w:szCs w:val="22"/>
+        </w:rPr>
+        <w:t xml:space="preserve">Did any corpus result depend on the old limit? A census of all 3,759 models counted every node's outgoing links. 1 node in the whole corpus has more than 64: node </w:t>
+      </w:r>
+      <w:r>
+        <w:rPr>
+          <w:rFonts w:ascii="Consolas" w:cs="Consolas" w:eastAsia="Consolas" w:hAnsi="Consolas"/>
+          <w:b w:val="false"/>
+          <w:bCs w:val="false"/>
+          <w:i w:val="false"/>
+          <w:iCs w:val="false"/>
+          <w:sz w:val="19"/>
+          <w:szCs w:val="19"/>
+        </w:rPr>
+        <w:t xml:space="preserve">n</w:t>
+      </w:r>
+      <w:r>
+        <w:rPr>
+          <w:rFonts w:ascii="Georgia" w:cs="Georgia" w:eastAsia="Georgia" w:hAnsi="Georgia"/>
+          <w:b w:val="false"/>
+          <w:bCs w:val="false"/>
+          <w:i w:val="false"/>
+          <w:iCs w:val="false"/>
+          <w:sz w:val="22"/>
+          <w:szCs w:val="22"/>
+        </w:rPr>
+        <w:t xml:space="preserve"> in </w:t>
+      </w:r>
+      <w:r>
+        <w:rPr>
+          <w:rFonts w:ascii="Consolas" w:cs="Consolas" w:eastAsia="Consolas" w:hAnsi="Consolas"/>
+          <w:b w:val="false"/>
+          <w:bCs w:val="false"/>
+          <w:i w:val="false"/>
+          <w:iCs w:val="false"/>
+          <w:sz w:val="19"/>
+          <w:szCs w:val="19"/>
+        </w:rPr>
+        <w:t xml:space="preserve">XPSWMM/CTIA_EXI.inp</w:t>
+      </w:r>
+      <w:r>
+        <w:rPr>
+          <w:rFonts w:ascii="Georgia" w:cs="Georgia" w:eastAsia="Georgia" w:hAnsi="Georgia"/>
+          <w:b w:val="false"/>
+          <w:bCs w:val="false"/>
+          <w:i w:val="false"/>
+          <w:iCs w:val="false"/>
+          <w:sz w:val="22"/>
+          <w:szCs w:val="22"/>
+        </w:rPr>
+        <w:t xml:space="preserve">, 65 conduits that each leave it and come straight back, an artefact of a conversion from XPSWMM. That model routes dynamic wave, which the extension never touches, and switched to kinematic wave it stops on an input check before routing a drop. Both versions write identical files for it. So the corpus tables above stand for v1.1 as they are.</w:t>
+      </w:r>
+    </w:p>
+    <w:p>
+      <w:pPr>
+        <w:spacing w:after="160" w:line="300"/>
+      </w:pPr>
+      <w:r>
+        <w:rPr>
+          <w:rFonts w:ascii="Georgia" w:cs="Georgia" w:eastAsia="Georgia" w:hAnsi="Georgia"/>
+          <w:b w:val="false"/>
+          <w:bCs w:val="false"/>
+          <w:i w:val="false"/>
+          <w:iCs w:val="false"/>
+          <w:sz w:val="22"/>
+          <w:szCs w:val="22"/>
+        </w:rPr>
+        <w:t xml:space="preserve">The other four findings were in this page, and all four were about trust in what it shows. Run </w:t>
+      </w:r>
+      <w:r>
+        <w:rPr>
+          <w:rFonts w:ascii="Consolas" w:cs="Consolas" w:eastAsia="Consolas" w:hAnsi="Consolas"/>
+          <w:b w:val="false"/>
+          <w:bCs w:val="false"/>
+          <w:i w:val="false"/>
+          <w:iCs w:val="false"/>
+          <w:sz w:val="19"/>
+          <w:szCs w:val="19"/>
+        </w:rPr>
+        <w:t xml:space="preserve">split.inp</w:t>
+      </w:r>
+      <w:r>
+        <w:rPr>
+          <w:rFonts w:ascii="Georgia" w:cs="Georgia" w:eastAsia="Georgia" w:hAnsi="Georgia"/>
+          <w:b w:val="false"/>
+          <w:bCs w:val="false"/>
+          <w:i w:val="false"/>
+          <w:iCs w:val="false"/>
+          <w:sz w:val="22"/>
+          <w:szCs w:val="22"/>
+        </w:rPr>
+        <w:t xml:space="preserve">, pick </w:t>
+      </w:r>
+      <w:r>
+        <w:rPr>
+          <w:rFonts w:ascii="Consolas" w:cs="Consolas" w:eastAsia="Consolas" w:hAnsi="Consolas"/>
+          <w:b w:val="false"/>
+          <w:bCs w:val="false"/>
+          <w:i w:val="false"/>
+          <w:iCs w:val="false"/>
+          <w:sz w:val="19"/>
+          <w:szCs w:val="19"/>
+        </w:rPr>
+        <w:t xml:space="preserve">diamond.inp</w:t>
+      </w:r>
+      <w:r>
+        <w:rPr>
+          <w:rFonts w:ascii="Georgia" w:cs="Georgia" w:eastAsia="Georgia" w:hAnsi="Georgia"/>
+          <w:b w:val="false"/>
+          <w:bCs w:val="false"/>
+          <w:i w:val="false"/>
+          <w:iCs w:val="false"/>
+          <w:sz w:val="22"/>
+          <w:szCs w:val="22"/>
+        </w:rPr>
+        <w:t xml:space="preserve">, and export without running again: the file was named for the diamond and held the split's numbers, because the export took its name from whatever was selected at the moment of the click:</w:t>
+      </w:r>
+    </w:p>
+    <w:p>
+      <w:pPr>
+        <w:shd w:fill="EEF2F7" w:color="auto" w:val="clear"/>
+        <w:spacing w:after="180" w:before="60"/>
+        <w:ind w:left="240" w:right="240"/>
+      </w:pPr>
+      <w:r>
+        <w:rPr>
+          <w:rFonts w:ascii="Consolas" w:cs="Consolas" w:eastAsia="Consolas" w:hAnsi="Consolas"/>
+          <w:sz w:val="18"/>
+          <w:szCs w:val="18"/>
+        </w:rPr>
+        <w:t xml:space="preserve">save((CUR.name || 'model').replace(/\.inp$/i, '') + '_swmm5kw_peaks.csv', ...)</w:t>
+      </w:r>
+    </w:p>
+    <w:p>
+      <w:pPr>
+        <w:spacing w:after="160" w:line="300"/>
+      </w:pPr>
+      <w:r>
+        <w:rPr>
+          <w:rFonts w:ascii="Georgia" w:cs="Georgia" w:eastAsia="Georgia" w:hAnsi="Georgia"/>
+          <w:b w:val="false"/>
+          <w:bCs w:val="false"/>
+          <w:i w:val="false"/>
+          <w:iCs w:val="false"/>
+          <w:sz w:val="22"/>
+          <w:szCs w:val="22"/>
+        </w:rPr>
+        <w:t xml:space="preserve">Now every run carries a record made when it starts: model, routing, rule, loop setting, time. The export takes its name and a header from that record, and the moment the inputs on the left stop matching it, the results dim and a note says which run they belong to.</w:t>
+      </w:r>
+    </w:p>
+    <w:p>
+      <w:pPr>
+        <w:spacing w:after="160" w:line="300"/>
+      </w:pPr>
+      <w:r>
+        <w:rPr>
+          <w:rFonts w:ascii="Georgia" w:cs="Georgia" w:eastAsia="Georgia" w:hAnsi="Georgia"/>
+          <w:b w:val="false"/>
+          <w:bCs w:val="false"/>
+          <w:i w:val="false"/>
+          <w:iCs w:val="false"/>
+          <w:sz w:val="22"/>
+          <w:szCs w:val="22"/>
+        </w:rPr>
+        <w:t xml:space="preserve">Stop swmm5-kw part way through a long run and v1.0 still printed its green headline, "Stock EPA refuses this network; swmm5-kw routes it," because the verdict looked only for error messages, and a stopped run has none. Completion now comes first: a stopped run gets a verdict that says so, with how many reporting periods it wrote out of how many the file asks for, and no comparison table, chart or export is drawn from it.</w:t>
+      </w:r>
+    </w:p>
+    <w:p>
+      <w:pPr>
+        <w:spacing w:after="160" w:line="300"/>
+      </w:pPr>
+      <w:r>
+        <w:rPr>
+          <w:rFonts w:ascii="Georgia" w:cs="Georgia" w:eastAsia="Georgia" w:hAnsi="Georgia"/>
+          <w:b w:val="false"/>
+          <w:bCs w:val="false"/>
+          <w:i w:val="false"/>
+          <w:iCs w:val="false"/>
+          <w:sz w:val="22"/>
+          <w:szCs w:val="22"/>
+        </w:rPr>
+        <w:t xml:space="preserve">Peak flows were signed maxima started at minus infinity. A refused run has no series, so its peak was exported as </w:t>
+      </w:r>
+      <w:r>
+        <w:rPr>
+          <w:rFonts w:ascii="Consolas" w:cs="Consolas" w:eastAsia="Consolas" w:hAnsi="Consolas"/>
+          <w:b w:val="false"/>
+          <w:bCs w:val="false"/>
+          <w:i w:val="false"/>
+          <w:iCs w:val="false"/>
+          <w:sz w:val="19"/>
+          <w:szCs w:val="19"/>
+        </w:rPr>
+        <w:t xml:space="preserve">-Infinity</w:t>
+      </w:r>
+      <w:r>
+        <w:rPr>
+          <w:rFonts w:ascii="Georgia" w:cs="Georgia" w:eastAsia="Georgia" w:hAnsi="Georgia"/>
+          <w:b w:val="false"/>
+          <w:bCs w:val="false"/>
+          <w:i w:val="false"/>
+          <w:iCs w:val="false"/>
+          <w:sz w:val="22"/>
+          <w:szCs w:val="22"/>
+        </w:rPr>
+        <w:t xml:space="preserve">; and the relief pipe R1, which dynamic wave runs backwards all storm at down to -3.34 cfs, showed a peak of 0 under dynamic wave, the largest of its values. The essay said so; the live table did not. The table and the export now carry each run's signed maximum, signed minimum and absolute peak, compare runs on the absolute peak, flag any link that runs backwards and in which run, and leave a missing series blank.</w:t>
+      </w:r>
+    </w:p>
+    <w:p>
+      <w:pPr>
+        <w:spacing w:after="160" w:line="300"/>
+      </w:pPr>
+      <w:r>
+        <w:rPr>
+          <w:rFonts w:ascii="Georgia" w:cs="Georgia" w:eastAsia="Georgia" w:hAnsi="Georgia"/>
+          <w:b w:val="false"/>
+          <w:bCs w:val="false"/>
+          <w:i w:val="false"/>
+          <w:iCs w:val="false"/>
+          <w:sz w:val="22"/>
+          <w:szCs w:val="22"/>
+        </w:rPr>
+        <w:t xml:space="preserve">The last was the time axis. SWMM writes its first reporting period at the end of the first report step, not at the start, but the chart put sample </w:t>
+      </w:r>
+      <w:r>
+        <w:rPr>
+          <w:rFonts w:ascii="Georgia" w:cs="Georgia" w:eastAsia="Georgia" w:hAnsi="Georgia"/>
+          <w:b w:val="false"/>
+          <w:bCs w:val="false"/>
+          <w:i/>
+          <w:iCs/>
+          <w:sz w:val="22"/>
+          <w:szCs w:val="22"/>
+        </w:rPr>
+        <w:t xml:space="preserve">p</w:t>
+      </w:r>
+      <w:r>
+        <w:rPr>
+          <w:rFonts w:ascii="Georgia" w:cs="Georgia" w:eastAsia="Georgia" w:hAnsi="Georgia"/>
+          <w:b w:val="false"/>
+          <w:bCs w:val="false"/>
+          <w:i w:val="false"/>
+          <w:iCs w:val="false"/>
+          <w:sz w:val="22"/>
+          <w:szCs w:val="22"/>
+        </w:rPr>
+        <w:t xml:space="preserve"> at </w:t>
+      </w:r>
+      <w:r>
+        <w:rPr>
+          <w:rFonts w:ascii="Georgia" w:cs="Georgia" w:eastAsia="Georgia" w:hAnsi="Georgia"/>
+          <w:b w:val="false"/>
+          <w:bCs w:val="false"/>
+          <w:i/>
+          <w:iCs/>
+          <w:sz w:val="22"/>
+          <w:szCs w:val="22"/>
+        </w:rPr>
+        <w:t xml:space="preserve">p</w:t>
+      </w:r>
+      <w:r>
+        <w:rPr>
+          <w:rFonts w:ascii="Georgia" w:cs="Georgia" w:eastAsia="Georgia" w:hAnsi="Georgia"/>
+          <w:b w:val="false"/>
+          <w:bCs w:val="false"/>
+          <w:i w:val="false"/>
+          <w:iCs w:val="false"/>
+          <w:sz w:val="22"/>
+          <w:szCs w:val="22"/>
+        </w:rPr>
+        <w:t xml:space="preserve"> steps from the left edge, so every curve sat one step early and the last tick could fall outside the chart. The chart now reads each sample's time from the record it came in.</w:t>
       </w:r>
     </w:p>
     <w:p>
@@ -2426,9 +2708,9 @@
       <w:r>
         <w:drawing>
           <wp:inline distT="0" distB="0" distL="0" distR="0">
-            <wp:extent cx="5943600" cy="2343150"/>
+            <wp:extent cx="5943600" cy="1876425"/>
             <wp:effectExtent t="0" r="0" b="0" l="0"/>
-            <wp:docPr id="11" name="fig11" descr="Stock EPA 5.2.4, kinematic wave, one 1,000 ft trapezoidal channel, a steady inflow for one day: routing continuity error against the channel's fall, for three inflows. Measured." title="Figure 11"/>
+            <wp:docPr id="11" name="fig11" descr="Six hourly reporting periods on the chart's time axis. v1.0 drew the hour-1 sample at hour 0 and put the 6-hour tick past the chart's edge; v1.1 uses the times stored in the .out file." title="Figure 11"/>
             <wp:cNvGraphicFramePr>
               <a:graphicFrameLocks xmlns:a="http://schemas.openxmlformats.org/drawingml/2006/main" noChangeAspect="1"/>
             </wp:cNvGraphicFramePr>
@@ -2451,6 +2733,151 @@
                   <pic:spPr bwMode="auto">
                     <a:xfrm>
                       <a:off x="0" y="0"/>
+                      <a:ext cx="5943600" cy="1876425"/>
+                    </a:xfrm>
+                    <a:prstGeom prst="rect">
+                      <a:avLst/>
+                    </a:prstGeom>
+                  </pic:spPr>
+                </pic:pic>
+              </a:graphicData>
+            </a:graphic>
+          </wp:inline>
+        </w:drawing>
+      </w:r>
+    </w:p>
+    <w:p>
+      <w:pPr>
+        <w:spacing w:after="240"/>
+      </w:pPr>
+      <w:r>
+        <w:rPr>
+          <w:rFonts w:ascii="Arial" w:cs="Arial" w:eastAsia="Arial" w:hAnsi="Arial"/>
+          <w:b/>
+          <w:bCs/>
+          <w:color w:val="4F5D6E"/>
+          <w:sz w:val="18"/>
+          <w:szCs w:val="18"/>
+        </w:rPr>
+        <w:t xml:space="preserve">Figure 11. </w:t>
+      </w:r>
+      <w:r>
+        <w:rPr>
+          <w:rFonts w:ascii="Arial" w:cs="Arial" w:eastAsia="Arial" w:hAnsi="Arial"/>
+          <w:b w:val="false"/>
+          <w:bCs w:val="false"/>
+          <w:i w:val="false"/>
+          <w:iCs w:val="false"/>
+          <w:color w:val="4F5D6E"/>
+          <w:sz w:val="18"/>
+          <w:szCs w:val="18"/>
+        </w:rPr>
+        <w:t xml:space="preserve">Six hourly reporting periods on the chart's time axis. v1.0 drew the hour-1 sample at hour 0 and put the 6-hour tick past the chart's edge; v1.1 uses the times stored in the .out file.</w:t>
+      </w:r>
+    </w:p>
+    <w:p>
+      <w:pPr>
+        <w:spacing w:after="160" w:line="300"/>
+      </w:pPr>
+      <w:r>
+        <w:rPr>
+          <w:rFonts w:ascii="Georgia" w:cs="Georgia" w:eastAsia="Georgia" w:hAnsi="Georgia"/>
+          <w:b w:val="false"/>
+          <w:bCs w:val="false"/>
+          <w:i w:val="false"/>
+          <w:iCs w:val="false"/>
+          <w:sz w:val="22"/>
+          <w:szCs w:val="22"/>
+        </w:rPr>
+        <w:t xml:space="preserve">Each of the four page findings has a check in a browser test that drives this page as a person would (12 checks in all). They fail on the v1.0 page and pass on v1.1.</w:t>
+      </w:r>
+    </w:p>
+    <w:p>
+      <w:pPr>
+        <w:pStyle w:val="Heading1"/>
+        <w:keepNext/>
+        <w:spacing w:after="120" w:before="360"/>
+      </w:pPr>
+      <w:r>
+        <w:rPr>
+          <w:rFonts w:ascii="Arial" w:cs="Arial" w:eastAsia="Arial" w:hAnsi="Arial"/>
+          <w:b/>
+          <w:bCs/>
+          <w:color w:val="1E3A5F"/>
+          <w:sz w:val="30"/>
+          <w:szCs w:val="30"/>
+        </w:rPr>
+        <w:t xml:space="preserve">Three things stock 5.2.4 does by itself</w:t>
+      </w:r>
+    </w:p>
+    <w:p>
+      <w:pPr>
+        <w:spacing w:after="160" w:line="300"/>
+      </w:pPr>
+      <w:r>
+        <w:rPr>
+          <w:rFonts w:ascii="Georgia" w:cs="Georgia" w:eastAsia="Georgia" w:hAnsi="Georgia"/>
+          <w:b w:val="false"/>
+          <w:bCs w:val="false"/>
+          <w:i w:val="false"/>
+          <w:iCs w:val="false"/>
+          <w:sz w:val="22"/>
+          <w:szCs w:val="22"/>
+        </w:rPr>
+        <w:t xml:space="preserve">Building and checking this engine meant running a great many kinematic-wave models, and three behaviours of unmodified EPA 5.2.4 came to light. None has anything to do with the extension. Each shows up on a network with nothing to split and no loop.</w:t>
+      </w:r>
+    </w:p>
+    <w:p>
+      <w:pPr>
+        <w:spacing w:after="160" w:line="300"/>
+      </w:pPr>
+      <w:r>
+        <w:rPr>
+          <w:rFonts w:ascii="Georgia" w:cs="Georgia" w:eastAsia="Georgia" w:hAnsi="Georgia"/>
+          <w:b w:val="false"/>
+          <w:bCs w:val="false"/>
+          <w:i w:val="false"/>
+          <w:iCs w:val="false"/>
+          <w:sz w:val="22"/>
+          <w:szCs w:val="22"/>
+        </w:rPr>
+        <w:t xml:space="preserve">The first is a continuity error at capacity. Feed the chain less than its full-pipe capacity of 33.35 cfs and the routing continuity error is about a tenth of a percent. Feed it a little more and the error grows, steadily, to -10.18% at 37.5 cfs, four cfs over capacity, then drops back to -0.48% at 38 cfs. The minus sign matters: the run reports more water leaving than came in. A model whose peak happens to sit in that band reports a tenth more water out than in. In September only three inflows were run, 30, 34 and 40 cfs, and the worst of the three was -1.60%. The sweep found the band they had stepped over.</w:t>
+      </w:r>
+    </w:p>
+    <w:p>
+      <w:pPr>
+        <w:keepNext/>
+        <w:spacing w:after="60" w:before="120"/>
+        <w:jc w:val="center"/>
+      </w:pPr>
+      <w:r>
+        <w:drawing>
+          <wp:inline distT="0" distB="0" distL="0" distR="0">
+            <wp:extent cx="5943600" cy="2343150"/>
+            <wp:effectExtent t="0" r="0" b="0" l="0"/>
+            <wp:docPr id="12" name="fig12" descr="Stock EPA 5.2.4, kinematic wave, three 3 ft pipes in series: routing continuity error against the inflow held for two and a half hours. Measured every 0.5 cfs. The open rings are the three inflows measured in September." title="Figure 12"/>
+            <wp:cNvGraphicFramePr>
+              <a:graphicFrameLocks xmlns:a="http://schemas.openxmlformats.org/drawingml/2006/main" noChangeAspect="1"/>
+            </wp:cNvGraphicFramePr>
+            <a:graphic xmlns:a="http://schemas.openxmlformats.org/drawingml/2006/main">
+              <a:graphicData uri="http://schemas.openxmlformats.org/drawingml/2006/picture">
+                <pic:pic xmlns:pic="http://schemas.openxmlformats.org/drawingml/2006/picture">
+                  <pic:nvPicPr>
+                    <pic:cNvPr id="0" name="" descr=""/>
+                    <pic:cNvPicPr>
+                      <a:picLocks noChangeAspect="1" noChangeArrowheads="1"/>
+                    </pic:cNvPicPr>
+                  </pic:nvPicPr>
+                  <pic:blipFill>
+                    <a:blip r:embed="rId19" cstate="none"/>
+                    <a:srcRect/>
+                    <a:stretch>
+                      <a:fillRect/>
+                    </a:stretch>
+                  </pic:blipFill>
+                  <pic:spPr bwMode="auto">
+                    <a:xfrm>
+                      <a:off x="0" y="0"/>
                       <a:ext cx="5943600" cy="2343150"/>
                     </a:xfrm>
                     <a:prstGeom prst="rect">
@@ -2477,7 +2904,206 @@
           <w:sz w:val="18"/>
           <w:szCs w:val="18"/>
         </w:rPr>
-        <w:t xml:space="preserve">Figure 11. </w:t>
+        <w:t xml:space="preserve">Figure 12. </w:t>
+      </w:r>
+      <w:r>
+        <w:rPr>
+          <w:rFonts w:ascii="Arial" w:cs="Arial" w:eastAsia="Arial" w:hAnsi="Arial"/>
+          <w:b w:val="false"/>
+          <w:bCs w:val="false"/>
+          <w:i w:val="false"/>
+          <w:iCs w:val="false"/>
+          <w:color w:val="4F5D6E"/>
+          <w:sz w:val="18"/>
+          <w:szCs w:val="18"/>
+        </w:rPr>
+        <w:t xml:space="preserve">Stock EPA 5.2.4, kinematic wave, three 3 ft pipes in series: routing continuity error against the inflow held for two and a half hours. Measured every 0.5 cfs. The open rings are the three inflows measured in September.</w:t>
+      </w:r>
+    </w:p>
+    <w:p>
+      <w:pPr>
+        <w:spacing w:after="160" w:line="300"/>
+      </w:pPr>
+      <w:r>
+        <w:rPr>
+          <w:rFonts w:ascii="Georgia" w:cs="Georgia" w:eastAsia="Georgia" w:hAnsi="Georgia"/>
+          <w:b w:val="false"/>
+          <w:bCs w:val="false"/>
+          <w:i w:val="false"/>
+          <w:iCs w:val="false"/>
+          <w:sz w:val="22"/>
+          <w:szCs w:val="22"/>
+        </w:rPr>
+        <w:t xml:space="preserve">The likely cause sits in </w:t>
+      </w:r>
+      <w:r>
+        <w:rPr>
+          <w:rFonts w:ascii="Consolas" w:cs="Consolas" w:eastAsia="Consolas" w:hAnsi="Consolas"/>
+          <w:b w:val="false"/>
+          <w:bCs w:val="false"/>
+          <w:i w:val="false"/>
+          <w:iCs w:val="false"/>
+          <w:sz w:val="19"/>
+          <w:szCs w:val="19"/>
+        </w:rPr>
+        <w:t xml:space="preserve">kinwave.c</w:t>
+      </w:r>
+      <w:r>
+        <w:rPr>
+          <w:rFonts w:ascii="Georgia" w:cs="Georgia" w:eastAsia="Georgia" w:hAnsi="Georgia"/>
+          <w:b w:val="false"/>
+          <w:bCs w:val="false"/>
+          <w:i w:val="false"/>
+          <w:iCs w:val="false"/>
+          <w:sz w:val="22"/>
+          <w:szCs w:val="22"/>
+        </w:rPr>
+        <w:t xml:space="preserve">. When a pipe's inflow reaches full-pipe flow, the solver sets its inlet area to full. Just below, it takes the lower of the two depths that carry that flow, because a circle carries full flow twice, once at 82% depth and once at 100%. A pipe hovering at capacity can flip between the two from one step to the next, a jump of about 18% of the full area, and every flip is booked as stored water that was never there. The sudden recovery at 38 cfs is not explained yet.</w:t>
+      </w:r>
+    </w:p>
+    <w:p>
+      <w:pPr>
+        <w:spacing w:after="160" w:line="300"/>
+      </w:pPr>
+      <w:r>
+        <w:rPr>
+          <w:rFonts w:ascii="Georgia" w:cs="Georgia" w:eastAsia="Georgia" w:hAnsi="Georgia"/>
+          <w:b w:val="false"/>
+          <w:bCs w:val="false"/>
+          <w:i w:val="false"/>
+          <w:iCs w:val="false"/>
+          <w:sz w:val="22"/>
+          <w:szCs w:val="22"/>
+        </w:rPr>
+        <w:t xml:space="preserve">The second is that kinematic-wave answers depend on the maths library. The same source compiled against glibc and against musl agree for the first 241 minutes of a storm on the 30 cfs chain and then part company by up to 2% on the recession. Dynamic wave and steady flow gave identical answers under both libraries. So "the same engine" means little for kinematic wave unless you also say which </w:t>
+      </w:r>
+      <w:r>
+        <w:rPr>
+          <w:rFonts w:ascii="Consolas" w:cs="Consolas" w:eastAsia="Consolas" w:hAnsi="Consolas"/>
+          <w:b w:val="false"/>
+          <w:bCs w:val="false"/>
+          <w:i w:val="false"/>
+          <w:iCs w:val="false"/>
+          <w:sz w:val="19"/>
+          <w:szCs w:val="19"/>
+        </w:rPr>
+        <w:t xml:space="preserve">libm</w:t>
+      </w:r>
+      <w:r>
+        <w:rPr>
+          <w:rFonts w:ascii="Georgia" w:cs="Georgia" w:eastAsia="Georgia" w:hAnsi="Georgia"/>
+          <w:b w:val="false"/>
+          <w:bCs w:val="false"/>
+          <w:i w:val="false"/>
+          <w:iCs w:val="false"/>
+          <w:sz w:val="22"/>
+          <w:szCs w:val="22"/>
+        </w:rPr>
+        <w:t xml:space="preserve"> it was linked against. The browser engine uses musl's mathematics, and its gate compares against a musl build for exactly that reason.</w:t>
+      </w:r>
+    </w:p>
+    <w:p>
+      <w:pPr>
+        <w:spacing w:after="160" w:line="300"/>
+      </w:pPr>
+      <w:r>
+        <w:rPr>
+          <w:rFonts w:ascii="Georgia" w:cs="Georgia" w:eastAsia="Georgia" w:hAnsi="Georgia"/>
+          <w:b w:val="false"/>
+          <w:bCs w:val="false"/>
+          <w:i w:val="false"/>
+          <w:iCs w:val="false"/>
+          <w:sz w:val="22"/>
+          <w:szCs w:val="22"/>
+        </w:rPr>
+        <w:t xml:space="preserve">The third came out of the corpus. Kinematic wave makes water in flat channels, and makes relatively more the less water there is. Run one 1,000 ft trapezoidal channel with no fall at all and a steady 0.03 cfs for a day, and stock 5.2.4 reports a routing continuity error of -11.01%: eleven percent more water out than in. EPA flags such a channel with WARNING 04 and gives it a minimum fall, but the error stays. Give the channel a tenth of a foot of fall and the error is -2.48%; a full foot, -1.21%; at 3 cfs on a foot of fall, -0.22%. Old models converted from other programs are full of flat channels, which is why this showed up in the what-if pass. Where in </w:t>
+      </w:r>
+      <w:r>
+        <w:rPr>
+          <w:rFonts w:ascii="Consolas" w:cs="Consolas" w:eastAsia="Consolas" w:hAnsi="Consolas"/>
+          <w:b w:val="false"/>
+          <w:bCs w:val="false"/>
+          <w:i w:val="false"/>
+          <w:iCs w:val="false"/>
+          <w:sz w:val="19"/>
+          <w:szCs w:val="19"/>
+        </w:rPr>
+        <w:t xml:space="preserve">kinwave.c</w:t>
+      </w:r>
+      <w:r>
+        <w:rPr>
+          <w:rFonts w:ascii="Georgia" w:cs="Georgia" w:eastAsia="Georgia" w:hAnsi="Georgia"/>
+          <w:b w:val="false"/>
+          <w:bCs w:val="false"/>
+          <w:i w:val="false"/>
+          <w:iCs w:val="false"/>
+          <w:sz w:val="22"/>
+          <w:szCs w:val="22"/>
+        </w:rPr>
+        <w:t xml:space="preserve"> the extra water comes from has not been traced.</w:t>
+      </w:r>
+    </w:p>
+    <w:p>
+      <w:pPr>
+        <w:keepNext/>
+        <w:spacing w:after="60" w:before="120"/>
+        <w:jc w:val="center"/>
+      </w:pPr>
+      <w:r>
+        <w:drawing>
+          <wp:inline distT="0" distB="0" distL="0" distR="0">
+            <wp:extent cx="5943600" cy="2343150"/>
+            <wp:effectExtent t="0" r="0" b="0" l="0"/>
+            <wp:docPr id="13" name="fig13" descr="Stock EPA 5.2.4, kinematic wave, one 1,000 ft trapezoidal channel, a steady inflow for one day: routing continuity error against the channel's fall, for three inflows. Measured." title="Figure 13"/>
+            <wp:cNvGraphicFramePr>
+              <a:graphicFrameLocks xmlns:a="http://schemas.openxmlformats.org/drawingml/2006/main" noChangeAspect="1"/>
+            </wp:cNvGraphicFramePr>
+            <a:graphic xmlns:a="http://schemas.openxmlformats.org/drawingml/2006/main">
+              <a:graphicData uri="http://schemas.openxmlformats.org/drawingml/2006/picture">
+                <pic:pic xmlns:pic="http://schemas.openxmlformats.org/drawingml/2006/picture">
+                  <pic:nvPicPr>
+                    <pic:cNvPr id="0" name="" descr=""/>
+                    <pic:cNvPicPr>
+                      <a:picLocks noChangeAspect="1" noChangeArrowheads="1"/>
+                    </pic:cNvPicPr>
+                  </pic:nvPicPr>
+                  <pic:blipFill>
+                    <a:blip r:embed="rId20" cstate="none"/>
+                    <a:srcRect/>
+                    <a:stretch>
+                      <a:fillRect/>
+                    </a:stretch>
+                  </pic:blipFill>
+                  <pic:spPr bwMode="auto">
+                    <a:xfrm>
+                      <a:off x="0" y="0"/>
+                      <a:ext cx="5943600" cy="2343150"/>
+                    </a:xfrm>
+                    <a:prstGeom prst="rect">
+                      <a:avLst/>
+                    </a:prstGeom>
+                  </pic:spPr>
+                </pic:pic>
+              </a:graphicData>
+            </a:graphic>
+          </wp:inline>
+        </w:drawing>
+      </w:r>
+    </w:p>
+    <w:p>
+      <w:pPr>
+        <w:spacing w:after="240"/>
+      </w:pPr>
+      <w:r>
+        <w:rPr>
+          <w:rFonts w:ascii="Arial" w:cs="Arial" w:eastAsia="Arial" w:hAnsi="Arial"/>
+          <w:b/>
+          <w:bCs/>
+          <w:color w:val="4F5D6E"/>
+          <w:sz w:val="18"/>
+          <w:szCs w:val="18"/>
+        </w:rPr>
+        <w:t xml:space="preserve">Figure 13. </w:t>
       </w:r>
       <w:r>
         <w:rPr>
@@ -2708,6 +3334,50 @@
           <w:sz w:val="22"/>
           <w:szCs w:val="22"/>
         </w:rPr>
+        <w:t xml:space="preserve">That the corpus was rerun through v1.1. It was not; the outlet census above is the argument that it would give the same bytes.</w:t>
+      </w:r>
+    </w:p>
+    <w:p>
+      <w:pPr>
+        <w:pStyle w:val="ListParagraph"/>
+        <w:numPr>
+          <w:ilvl w:val="0"/>
+          <w:numId w:val="2"/>
+        </w:numPr>
+        <w:spacing w:after="80" w:line="290"/>
+      </w:pPr>
+      <w:r>
+        <w:rPr>
+          <w:rFonts w:ascii="Georgia" w:cs="Georgia" w:eastAsia="Georgia" w:hAnsi="Georgia"/>
+          <w:b w:val="false"/>
+          <w:bCs w:val="false"/>
+          <w:i w:val="false"/>
+          <w:iCs w:val="false"/>
+          <w:sz w:val="22"/>
+          <w:szCs w:val="22"/>
+        </w:rPr>
+        <w:t xml:space="preserve">A full visual pass of this page in every browser. The browser checks drive headless Chromium.</w:t>
+      </w:r>
+    </w:p>
+    <w:p>
+      <w:pPr>
+        <w:pStyle w:val="ListParagraph"/>
+        <w:numPr>
+          <w:ilvl w:val="0"/>
+          <w:numId w:val="2"/>
+        </w:numPr>
+        <w:spacing w:after="80" w:line="290"/>
+      </w:pPr>
+      <w:r>
+        <w:rPr>
+          <w:rFonts w:ascii="Georgia" w:cs="Georgia" w:eastAsia="Georgia" w:hAnsi="Georgia"/>
+          <w:b w:val="false"/>
+          <w:bCs w:val="false"/>
+          <w:i w:val="false"/>
+          <w:iCs w:val="false"/>
+          <w:sz w:val="22"/>
+          <w:szCs w:val="22"/>
+        </w:rPr>
         <w:t xml:space="preserve">A person's review of the C changes, line by line. The checks above are mechanical.</w:t>
       </w:r>
     </w:p>
@@ -3136,7 +3806,7 @@
           <w:sz w:val="22"/>
           <w:szCs w:val="22"/>
         </w:rPr>
-        <w:t xml:space="preserve">This engine, its tests, this page and this essay were made with Claude, Anthropic's AI model, under the direction of Robert (Bob) Dickinson, who asked for kinematic wave and steady flow that run loops and bifurcations, asked for the AREA rule first, chose to keep the work in its own repository, and supplies the model corpus. The engine was written on 29 September 2026; the repository, the corpus gate, this page and the essay on 29 October 2026, with Claude Opus 5.5. Claude designed and wrote the C changes, the test networks, the drivers, the gates, the WebAssembly builds and the JavaScript that runs them, the figures and this text. The checks are mechanical: byte comparison against stock 5.2.4 built from EPA's tag, on the shipped networks and the corpus, and the wasm against native builds. Claude also made the September errors this essay corrects, about the relief pipe and the continuity sweep. No person has yet reviewed the C changes line by line.</w:t>
+        <w:t xml:space="preserve">This engine, its tests, this page and this essay were made with Claude, Anthropic's AI model, under the direction of Robert (Bob) Dickinson, who asked for kinematic wave and steady flow that run loops and bifurcations, asked for the AREA rule first, chose to keep the work in its own repository, and supplies the model corpus. The engine was written on 29 September 2026; the repository, the corpus gate, this page and the essay on 29 October 2026, with Claude Opus 5.5. Claude designed and wrote the C changes, the test networks, the drivers, the gates, the WebAssembly builds and the JavaScript that runs them, the figures and this text. The checks are mechanical: byte comparison against stock 5.2.4 built from EPA's tag, on the shipped networks and the corpus, and the wasm against native builds. Claude also made the September errors this essay corrects, about the relief pipe and the continuity sweep. On 31 October, for version 1.1, Claude reproduced the five faults in the second outside review Bob supplied, fixed the allocator and the page, and wrote the fan-out gate, the outlet census, the browser checks and the section on them; the 64-slot array it fixed was its own September code. No person has yet reviewed the C changes line by line.</w:t>
       </w:r>
     </w:p>
     <w:sectPr>

--- a/dist/swmm5-kw-doc.docx
+++ b/dist/swmm5-kw-doc.docx
@@ -2139,31 +2139,75 @@
           <w:sz w:val="22"/>
           <w:szCs w:val="22"/>
         </w:rPr>
-        <w:t xml:space="preserve">Here the capped pipe alone was over the inflow, so nothing ran, and the junction handed out 1.48e-6 cfs it did not have. It happened in 20 of the 234 corpus networks swmm5-kw routed, never more than 1.48e-06 cfs. At its worst that is a rate of about five fluid ounces an hour. Still a defect: the engine promises never to make water. </w:t>
-      </w:r>
-      <w:r>
-        <w:rPr>
-          <w:rFonts w:ascii="Consolas" w:cs="Consolas" w:eastAsia="Consolas" w:hAnsi="Consolas"/>
-          <w:b w:val="false"/>
-          <w:bCs w:val="false"/>
-          <w:i w:val="false"/>
-          <w:iCs w:val="false"/>
-          <w:sz w:val="19"/>
-          <w:szCs w:val="19"/>
-        </w:rPr>
-        <w:t xml:space="preserve">patch/kw-v1.1-head-overshoot.patch</w:t>
-      </w:r>
-      <w:r>
-        <w:rPr>
-          <w:rFonts w:ascii="Georgia" w:cs="Georgia" w:eastAsia="Georgia" w:hAnsi="Georgia"/>
-          <w:b w:val="false"/>
-          <w:bCs w:val="false"/>
-          <w:i w:val="false"/>
-          <w:iCs w:val="false"/>
-          <w:sz w:val="22"/>
-          <w:szCs w:val="22"/>
-        </w:rPr>
-        <w:t xml:space="preserve"> adds one branch, which scales every outlet down to the inflow when the capped ones alone exceed it. On all 234 networks it brings the largest gap to 1.8e-12 cfs and changes output only where the defect fired. It is not applied, because the engine in this repository is the one already built into Bob's apps, and changing it is his decision.</w:t>
+        <w:t xml:space="preserve">Here the capped pipe alone was over the inflow, so nothing ran, and the junction handed out 1.48e-6 cfs it did not have. It happened in 20 of the 234 corpus networks swmm5-kw routed, never more than 1.48e-06 cfs. At its worst that is a rate of about five fluid ounces an hour. Still a defect: the engine promises never to make water. Version 1.1 of the engine adds one branch, which scales every outlet down to the inflow when the capped ones alone exceed it. Tried on all 234 networks before it went in, it brought the largest gap to 1.8e-12 cfs and changed output only where the defect fired.</w:t>
+      </w:r>
+    </w:p>
+    <w:p>
+      <w:pPr>
+        <w:spacing w:after="160" w:line="300"/>
+      </w:pPr>
+      <w:r>
+        <w:rPr>
+          <w:rFonts w:ascii="Georgia" w:cs="Georgia" w:eastAsia="Georgia" w:hAnsi="Georgia"/>
+          <w:b w:val="false"/>
+          <w:bCs w:val="false"/>
+          <w:i w:val="false"/>
+          <w:iCs w:val="false"/>
+          <w:sz w:val="22"/>
+          <w:szCs w:val="22"/>
+        </w:rPr>
+        <w:t xml:space="preserve">A second defect turned up the same day, and not from the corpus. An outside reviewer built a junction with sixty-five outlets, put a small flow limit on one of them, and moved that outlet from first in the file to last. Under AREA the junction then left part of its water behind and flooded. The water-filling loop that CAPACITY and AREA share kept its record of which outlets were full in an array sixty-four long:</w:t>
+      </w:r>
+    </w:p>
+    <w:p>
+      <w:pPr>
+        <w:shd w:fill="EEF2F7" w:color="auto" w:val="clear"/>
+        <w:spacing w:after="180" w:before="60"/>
+        <w:ind w:left="240" w:right="240"/>
+      </w:pPr>
+      <w:r>
+        <w:rPr>
+          <w:rFonts w:ascii="Consolas" w:cs="Consolas" w:eastAsia="Consolas" w:hAnsi="Consolas"/>
+          <w:sz w:val="18"/>
+          <w:szCs w:val="18"/>
+        </w:rPr>
+        <w:t xml:space="preserve">char done[64];
+...
+if ( AllocQ[L] &gt; cap ) { AllocQ[L] = cap; if ( idx &lt; 64 ) done[idx] = 1; capped = 1; }</w:t>
+      </w:r>
+    </w:p>
+    <w:p>
+      <w:pPr>
+        <w:spacing w:after="160" w:line="300"/>
+      </w:pPr>
+      <w:r>
+        <w:rPr>
+          <w:rFonts w:ascii="Georgia" w:cs="Georgia" w:eastAsia="Georgia" w:hAnsi="Georgia"/>
+          <w:b w:val="false"/>
+          <w:bCs w:val="false"/>
+          <w:i w:val="false"/>
+          <w:iCs w:val="false"/>
+          <w:sz w:val="22"/>
+          <w:szCs w:val="22"/>
+        </w:rPr>
+        <w:t xml:space="preserve">An outlet past the sixty-fourth that hit its cap was clipped and then forgotten: its share never came out of what was left to divide, and the others were never topped up. No test reached it, because the gates ran CAPACITY and AREA only on the five small networks, none with more than three outlets at a junction, and the corpus pass ran HEAD alone. A limit no one wrote down is still a limit. Version 1.1 keeps one flag per outlet, however many there are, and a new gate runs 63, 64, 65, 66 and 130 outlets with the limited one in every position. It fails on the old engine and passes on the new.</w:t>
+      </w:r>
+    </w:p>
+    <w:p>
+      <w:pPr>
+        <w:spacing w:after="160" w:line="300"/>
+      </w:pPr>
+      <w:r>
+        <w:rPr>
+          <w:rFonts w:ascii="Georgia" w:cs="Georgia" w:eastAsia="Georgia" w:hAnsi="Georgia"/>
+          <w:b w:val="false"/>
+          <w:bCs w:val="false"/>
+          <w:i w:val="false"/>
+          <w:iCs w:val="false"/>
+          <w:sz w:val="22"/>
+          <w:szCs w:val="22"/>
+        </w:rPr>
+        <w:t xml:space="preserve">Both fixes went into version 1.1 together, on Bob's decision, since either one meant a new WebAssembly file for the apps that carry the engine. On the thirteen shipped networks the two versions write the same bytes.</w:t>
       </w:r>
     </w:p>
     <w:p>
@@ -2640,7 +2684,7 @@
           <w:sz w:val="22"/>
           <w:szCs w:val="22"/>
         </w:rPr>
-        <w:t xml:space="preserve">That the HEAD overshoot fix is right for every network. It was checked on the networks the corpus routes and the shipped ones, and it is not applied.</w:t>
+        <w:t xml:space="preserve">That the version 1.1 fixes are right for every network. They were checked on the shipped networks, on every corpus network the what-if pass routes, and on junctions of up to 130 outlets.</w:t>
       </w:r>
     </w:p>
     <w:p>
@@ -3136,7 +3180,7 @@
           <w:sz w:val="22"/>
           <w:szCs w:val="22"/>
         </w:rPr>
-        <w:t xml:space="preserve">This engine, its tests, this page and this essay were made with Claude, Anthropic's AI model, under the direction of Robert (Bob) Dickinson, who asked for kinematic wave and steady flow that run loops and bifurcations, asked for the AREA rule first, chose to keep the work in its own repository, and supplies the model corpus. The engine was written on 29 September 2026; the repository, the corpus gate, this page and the essay on 29 October 2026, with Claude Opus 5.5. Claude designed and wrote the C changes, the test networks, the drivers, the gates, the WebAssembly builds and the JavaScript that runs them, the figures and this text. The checks are mechanical: byte comparison against stock 5.2.4 built from EPA's tag, on the shipped networks and the corpus, and the wasm against native builds. Claude also made the September errors this essay corrects, about the relief pipe and the continuity sweep. No person has yet reviewed the C changes line by line.</w:t>
+        <w:t xml:space="preserve">This engine, its tests, this page and this essay were made with Claude, Anthropic's AI model, under the direction of Robert (Bob) Dickinson, who asked for kinematic wave and steady flow that run loops and bifurcations, asked for the AREA rule first, chose to keep the work in its own repository, and supplies the model corpus. The engine was written on 29 September 2026; the repository, the corpus gate, this page and the essay on 29 October 2026, with Claude Opus 5.5. Claude designed and wrote the C changes, the test networks, the drivers, the gates, the WebAssembly builds and the JavaScript that runs them, the figures and this text. The checks are mechanical: byte comparison against stock 5.2.4 built from EPA's tag, on the shipped networks and the corpus, and the wasm against native builds. Claude also made the September errors this essay corrects, about the relief pipe and the continuity sweep, and the two allocation defects fixed in version 1.1. On 31 October 2026 an outside review of this page found the 64-outlet defect and five ways the page could misreport a run; Claude reproduced each one, fixed the engine (on Bob's decision) and the page, and added the gates that would have caught them. No person has yet reviewed the C changes line by line.</w:t>
       </w:r>
     </w:p>
     <w:sectPr>

--- a/dist/swmm5-kw-doc.docx
+++ b/dist/swmm5-kw-doc.docx
@@ -2195,75 +2195,6 @@
     </w:p>
     <w:p>
       <w:pPr>
-        <w:spacing w:after="160" w:line="300"/>
-      </w:pPr>
-      <w:r>
-        <w:rPr>
-          <w:rFonts w:ascii="Georgia" w:cs="Georgia" w:eastAsia="Georgia" w:hAnsi="Georgia"/>
-          <w:b w:val="false"/>
-          <w:bCs w:val="false"/>
-          <w:i w:val="false"/>
-          <w:iCs w:val="false"/>
-          <w:sz w:val="22"/>
-          <w:szCs w:val="22"/>
-        </w:rPr>
-        <w:t xml:space="preserve">Both fixes went into version 1.1 together, on Bob's decision, since either one meant a new WebAssembly file for the apps that carry the engine. On the thirteen shipped networks the two versions write the same bytes.</w:t>
-      </w:r>
-    </w:p>
-    <w:p>
-      <w:pPr>
-        <w:pStyle w:val="Heading1"/>
-        <w:keepNext/>
-        <w:spacing w:after="120" w:before="360"/>
-      </w:pPr>
-      <w:r>
-        <w:rPr>
-          <w:rFonts w:ascii="Arial" w:cs="Arial" w:eastAsia="Arial" w:hAnsi="Arial"/>
-          <w:b/>
-          <w:bCs/>
-          <w:color w:val="1E3A5F"/>
-          <w:sz w:val="30"/>
-          <w:szCs w:val="30"/>
-        </w:rPr>
-        <w:t xml:space="preserve">Three things stock 5.2.4 does by itself</w:t>
-      </w:r>
-    </w:p>
-    <w:p>
-      <w:pPr>
-        <w:spacing w:after="160" w:line="300"/>
-      </w:pPr>
-      <w:r>
-        <w:rPr>
-          <w:rFonts w:ascii="Georgia" w:cs="Georgia" w:eastAsia="Georgia" w:hAnsi="Georgia"/>
-          <w:b w:val="false"/>
-          <w:bCs w:val="false"/>
-          <w:i w:val="false"/>
-          <w:iCs w:val="false"/>
-          <w:sz w:val="22"/>
-          <w:szCs w:val="22"/>
-        </w:rPr>
-        <w:t xml:space="preserve">Building and checking this engine meant running a great many kinematic-wave models, and three behaviours of unmodified EPA 5.2.4 came to light. None has anything to do with the extension. Each shows up on a network with nothing to split and no loop.</w:t>
-      </w:r>
-    </w:p>
-    <w:p>
-      <w:pPr>
-        <w:spacing w:after="160" w:line="300"/>
-      </w:pPr>
-      <w:r>
-        <w:rPr>
-          <w:rFonts w:ascii="Georgia" w:cs="Georgia" w:eastAsia="Georgia" w:hAnsi="Georgia"/>
-          <w:b w:val="false"/>
-          <w:bCs w:val="false"/>
-          <w:i w:val="false"/>
-          <w:iCs w:val="false"/>
-          <w:sz w:val="22"/>
-          <w:szCs w:val="22"/>
-        </w:rPr>
-        <w:t xml:space="preserve">The first is a continuity error at capacity. Feed the chain less than its full-pipe capacity of 33.35 cfs and the routing continuity error is about a tenth of a percent. Feed it a little more and the error grows, steadily, to -10.18% at 37.5 cfs, four cfs over capacity, then drops back to -0.48% at 38 cfs. The minus sign matters: the run reports more water leaving than came in. A model whose peak happens to sit in that band reports a tenth more water out than in. In September only three inflows were run, 30, 34 and 40 cfs, and the worst of the three was -1.60%. The sweep found the band they had stepped over.</w:t>
-      </w:r>
-    </w:p>
-    <w:p>
-      <w:pPr>
         <w:keepNext/>
         <w:spacing w:after="60" w:before="120"/>
         <w:jc w:val="center"/>
@@ -2271,9 +2202,9 @@
       <w:r>
         <w:drawing>
           <wp:inline distT="0" distB="0" distL="0" distR="0">
-            <wp:extent cx="5943600" cy="2343150"/>
+            <wp:extent cx="5943600" cy="2505075"/>
             <wp:effectExtent t="0" r="0" b="0" l="0"/>
-            <wp:docPr id="10" name="fig10" descr="Stock EPA 5.2.4, kinematic wave, three 3 ft pipes in series: routing continuity error against the inflow held for two and a half hours. Measured every 0.5 cfs. The open rings are the three inflows measured in September." title="Figure 10"/>
+            <wp:docPr id="10" name="fig10" descr="The review's junction: the capped outlet moved through all 65 positions in the file, AREA rule, steady flow. Rings: v1, exact until the 65th position, then 0.04 cfs short and flooding. Line: v1.1, exact at every position. Measured with both builds." title="Figure 10"/>
             <wp:cNvGraphicFramePr>
               <a:graphicFrameLocks xmlns:a="http://schemas.openxmlformats.org/drawingml/2006/main" noChangeAspect="1"/>
             </wp:cNvGraphicFramePr>
@@ -2296,7 +2227,7 @@
                   <pic:spPr bwMode="auto">
                     <a:xfrm>
                       <a:off x="0" y="0"/>
-                      <a:ext cx="5943600" cy="2343150"/>
+                      <a:ext cx="5943600" cy="2505075"/>
                     </a:xfrm>
                     <a:prstGeom prst="rect">
                       <a:avLst/>
@@ -2335,130 +2266,65 @@
           <w:sz w:val="18"/>
           <w:szCs w:val="18"/>
         </w:rPr>
-        <w:t xml:space="preserve">Stock EPA 5.2.4, kinematic wave, three 3 ft pipes in series: routing continuity error against the inflow held for two and a half hours. Measured every 0.5 cfs. The open rings are the three inflows measured in September.</w:t>
-      </w:r>
-    </w:p>
-    <w:p>
-      <w:pPr>
-        <w:spacing w:after="160" w:line="300"/>
-      </w:pPr>
-      <w:r>
-        <w:rPr>
-          <w:rFonts w:ascii="Georgia" w:cs="Georgia" w:eastAsia="Georgia" w:hAnsi="Georgia"/>
-          <w:b w:val="false"/>
-          <w:bCs w:val="false"/>
-          <w:i w:val="false"/>
-          <w:iCs w:val="false"/>
-          <w:sz w:val="22"/>
-          <w:szCs w:val="22"/>
-        </w:rPr>
-        <w:t xml:space="preserve">The likely cause sits in </w:t>
-      </w:r>
-      <w:r>
-        <w:rPr>
-          <w:rFonts w:ascii="Consolas" w:cs="Consolas" w:eastAsia="Consolas" w:hAnsi="Consolas"/>
-          <w:b w:val="false"/>
-          <w:bCs w:val="false"/>
-          <w:i w:val="false"/>
-          <w:iCs w:val="false"/>
-          <w:sz w:val="19"/>
-          <w:szCs w:val="19"/>
-        </w:rPr>
-        <w:t xml:space="preserve">kinwave.c</w:t>
-      </w:r>
-      <w:r>
-        <w:rPr>
-          <w:rFonts w:ascii="Georgia" w:cs="Georgia" w:eastAsia="Georgia" w:hAnsi="Georgia"/>
-          <w:b w:val="false"/>
-          <w:bCs w:val="false"/>
-          <w:i w:val="false"/>
-          <w:iCs w:val="false"/>
-          <w:sz w:val="22"/>
-          <w:szCs w:val="22"/>
-        </w:rPr>
-        <w:t xml:space="preserve">. When a pipe's inflow reaches full-pipe flow, the solver sets its inlet area to full. Just below, it takes the lower of the two depths that carry that flow, because a circle carries full flow twice, once at 82% depth and once at 100%. A pipe hovering at capacity can flip between the two from one step to the next, a jump of about 18% of the full area, and every flip is booked as stored water that was never there. The sudden recovery at 38 cfs is not explained yet.</w:t>
-      </w:r>
-    </w:p>
-    <w:p>
-      <w:pPr>
-        <w:spacing w:after="160" w:line="300"/>
-      </w:pPr>
-      <w:r>
-        <w:rPr>
-          <w:rFonts w:ascii="Georgia" w:cs="Georgia" w:eastAsia="Georgia" w:hAnsi="Georgia"/>
-          <w:b w:val="false"/>
-          <w:bCs w:val="false"/>
-          <w:i w:val="false"/>
-          <w:iCs w:val="false"/>
-          <w:sz w:val="22"/>
-          <w:szCs w:val="22"/>
-        </w:rPr>
-        <w:t xml:space="preserve">The second is that kinematic-wave answers depend on the maths library. The same source compiled against glibc and against musl agree for the first 241 minutes of a storm on the 30 cfs chain and then part company by up to 2% on the recession. Dynamic wave and steady flow gave identical answers under both libraries. So "the same engine" means little for kinematic wave unless you also say which </w:t>
-      </w:r>
-      <w:r>
-        <w:rPr>
-          <w:rFonts w:ascii="Consolas" w:cs="Consolas" w:eastAsia="Consolas" w:hAnsi="Consolas"/>
-          <w:b w:val="false"/>
-          <w:bCs w:val="false"/>
-          <w:i w:val="false"/>
-          <w:iCs w:val="false"/>
-          <w:sz w:val="19"/>
-          <w:szCs w:val="19"/>
-        </w:rPr>
-        <w:t xml:space="preserve">libm</w:t>
-      </w:r>
-      <w:r>
-        <w:rPr>
-          <w:rFonts w:ascii="Georgia" w:cs="Georgia" w:eastAsia="Georgia" w:hAnsi="Georgia"/>
-          <w:b w:val="false"/>
-          <w:bCs w:val="false"/>
-          <w:i w:val="false"/>
-          <w:iCs w:val="false"/>
-          <w:sz w:val="22"/>
-          <w:szCs w:val="22"/>
-        </w:rPr>
-        <w:t xml:space="preserve"> it was linked against. The browser engine uses musl's mathematics, and its gate compares against a musl build for exactly that reason.</w:t>
-      </w:r>
-    </w:p>
-    <w:p>
-      <w:pPr>
-        <w:spacing w:after="160" w:line="300"/>
-      </w:pPr>
-      <w:r>
-        <w:rPr>
-          <w:rFonts w:ascii="Georgia" w:cs="Georgia" w:eastAsia="Georgia" w:hAnsi="Georgia"/>
-          <w:b w:val="false"/>
-          <w:bCs w:val="false"/>
-          <w:i w:val="false"/>
-          <w:iCs w:val="false"/>
-          <w:sz w:val="22"/>
-          <w:szCs w:val="22"/>
-        </w:rPr>
-        <w:t xml:space="preserve">The third came out of the corpus. Kinematic wave makes water in flat channels, and makes relatively more the less water there is. Run one 1,000 ft trapezoidal channel with no fall at all and a steady 0.03 cfs for a day, and stock 5.2.4 reports a routing continuity error of -11.01%: eleven percent more water out than in. EPA flags such a channel with WARNING 04 and gives it a minimum fall, but the error stays. Give the channel a tenth of a foot of fall and the error is -2.48%; a full foot, -1.21%; at 3 cfs on a foot of fall, -0.22%. Old models converted from other programs are full of flat channels, which is why this showed up in the what-if pass. Where in </w:t>
-      </w:r>
-      <w:r>
-        <w:rPr>
-          <w:rFonts w:ascii="Consolas" w:cs="Consolas" w:eastAsia="Consolas" w:hAnsi="Consolas"/>
-          <w:b w:val="false"/>
-          <w:bCs w:val="false"/>
-          <w:i w:val="false"/>
-          <w:iCs w:val="false"/>
-          <w:sz w:val="19"/>
-          <w:szCs w:val="19"/>
-        </w:rPr>
-        <w:t xml:space="preserve">kinwave.c</w:t>
-      </w:r>
-      <w:r>
-        <w:rPr>
-          <w:rFonts w:ascii="Georgia" w:cs="Georgia" w:eastAsia="Georgia" w:hAnsi="Georgia"/>
-          <w:b w:val="false"/>
-          <w:bCs w:val="false"/>
-          <w:i w:val="false"/>
-          <w:iCs w:val="false"/>
-          <w:sz w:val="22"/>
-          <w:szCs w:val="22"/>
-        </w:rPr>
-        <w:t xml:space="preserve"> the extra water comes from has not been traced.</w:t>
+        <w:t xml:space="preserve">The review's junction: the capped outlet moved through all 65 positions in the file, AREA rule, steady flow. Rings: v1, exact until the 65th position, then 0.04 cfs short and flooding. Line: v1.1, exact at every position. Measured with both builds.</w:t>
+      </w:r>
+    </w:p>
+    <w:p>
+      <w:pPr>
+        <w:spacing w:after="160" w:line="300"/>
+      </w:pPr>
+      <w:r>
+        <w:rPr>
+          <w:rFonts w:ascii="Georgia" w:cs="Georgia" w:eastAsia="Georgia" w:hAnsi="Georgia"/>
+          <w:b w:val="false"/>
+          <w:bCs w:val="false"/>
+          <w:i w:val="false"/>
+          <w:iCs w:val="false"/>
+          <w:sz w:val="22"/>
+          <w:szCs w:val="22"/>
+        </w:rPr>
+        <w:t xml:space="preserve">Both fixes went into version 1.1 together, on Bob's decision, since either one meant a new WebAssembly file for the apps that carry the engine. On the thirteen shipped networks the two versions write the same bytes.</w:t>
+      </w:r>
+    </w:p>
+    <w:p>
+      <w:pPr>
+        <w:spacing w:after="160" w:line="300"/>
+      </w:pPr>
+      <w:r>
+        <w:rPr>
+          <w:rFonts w:ascii="Georgia" w:cs="Georgia" w:eastAsia="Georgia" w:hAnsi="Georgia"/>
+          <w:b w:val="false"/>
+          <w:bCs w:val="false"/>
+          <w:i w:val="false"/>
+          <w:iCs w:val="false"/>
+          <w:sz w:val="22"/>
+          <w:szCs w:val="22"/>
+        </w:rPr>
+        <w:t xml:space="preserve">The same review found five ways this page could tell you something that was not so, and they are worth naming because none of them was a wrong number from the engine. Results stayed on screen after you picked another model, and the export took the new model's name for the old model's flows. A run you stopped a few minutes in still got the green verdict. A run that wrote no results exported its peaks as minus infinity. A pipe that ran backwards all storm showed a peak of zero, because the peak was the largest signed value. And every hydrograph sat one report step early: SWMM stamps its first reporting period at the end of the first step, and the chart put it at the start. Each result now carries the run that made it and says when it is out of date; a stopped run is not a result; a missing value is blank; a peak keeps its sign, with the maximum, the minimum and a backwards flag beside it; and every point sits at the time stamped on it in the </w:t>
+      </w:r>
+      <w:r>
+        <w:rPr>
+          <w:rFonts w:ascii="Consolas" w:cs="Consolas" w:eastAsia="Consolas" w:hAnsi="Consolas"/>
+          <w:b w:val="false"/>
+          <w:bCs w:val="false"/>
+          <w:i w:val="false"/>
+          <w:iCs w:val="false"/>
+          <w:sz w:val="19"/>
+          <w:szCs w:val="19"/>
+        </w:rPr>
+        <w:t xml:space="preserve">.out</w:t>
+      </w:r>
+      <w:r>
+        <w:rPr>
+          <w:rFonts w:ascii="Georgia" w:cs="Georgia" w:eastAsia="Georgia" w:hAnsi="Georgia"/>
+          <w:b w:val="false"/>
+          <w:bCs w:val="false"/>
+          <w:i w:val="false"/>
+          <w:iCs w:val="false"/>
+          <w:sz w:val="22"/>
+          <w:szCs w:val="22"/>
+        </w:rPr>
+        <w:t xml:space="preserve"> file.</w:t>
       </w:r>
     </w:p>
     <w:p>
@@ -2470,9 +2336,9 @@
       <w:r>
         <w:drawing>
           <wp:inline distT="0" distB="0" distL="0" distR="0">
-            <wp:extent cx="5943600" cy="2343150"/>
+            <wp:extent cx="5943600" cy="1876425"/>
             <wp:effectExtent t="0" r="0" b="0" l="0"/>
-            <wp:docPr id="11" name="fig11" descr="Stock EPA 5.2.4, kinematic wave, one 1,000 ft trapezoidal channel, a steady inflow for one day: routing continuity error against the channel's fall, for three inflows. Measured." title="Figure 11"/>
+            <wp:docPr id="11" name="fig11" descr="Six hourly reporting periods on the chart's time axis. v1 drew the hour-1 sample at hour 0 and put the 6-hour tick past the chart's edge; v1.1 uses the times stored in the .out file." title="Figure 11"/>
             <wp:cNvGraphicFramePr>
               <a:graphicFrameLocks xmlns:a="http://schemas.openxmlformats.org/drawingml/2006/main" noChangeAspect="1"/>
             </wp:cNvGraphicFramePr>
@@ -2495,6 +2361,134 @@
                   <pic:spPr bwMode="auto">
                     <a:xfrm>
                       <a:off x="0" y="0"/>
+                      <a:ext cx="5943600" cy="1876425"/>
+                    </a:xfrm>
+                    <a:prstGeom prst="rect">
+                      <a:avLst/>
+                    </a:prstGeom>
+                  </pic:spPr>
+                </pic:pic>
+              </a:graphicData>
+            </a:graphic>
+          </wp:inline>
+        </w:drawing>
+      </w:r>
+    </w:p>
+    <w:p>
+      <w:pPr>
+        <w:spacing w:after="240"/>
+      </w:pPr>
+      <w:r>
+        <w:rPr>
+          <w:rFonts w:ascii="Arial" w:cs="Arial" w:eastAsia="Arial" w:hAnsi="Arial"/>
+          <w:b/>
+          <w:bCs/>
+          <w:color w:val="4F5D6E"/>
+          <w:sz w:val="18"/>
+          <w:szCs w:val="18"/>
+        </w:rPr>
+        <w:t xml:space="preserve">Figure 11. </w:t>
+      </w:r>
+      <w:r>
+        <w:rPr>
+          <w:rFonts w:ascii="Arial" w:cs="Arial" w:eastAsia="Arial" w:hAnsi="Arial"/>
+          <w:b w:val="false"/>
+          <w:bCs w:val="false"/>
+          <w:i w:val="false"/>
+          <w:iCs w:val="false"/>
+          <w:color w:val="4F5D6E"/>
+          <w:sz w:val="18"/>
+          <w:szCs w:val="18"/>
+        </w:rPr>
+        <w:t xml:space="preserve">Six hourly reporting periods on the chart's time axis. v1 drew the hour-1 sample at hour 0 and put the 6-hour tick past the chart's edge; v1.1 uses the times stored in the .out file.</w:t>
+      </w:r>
+    </w:p>
+    <w:p>
+      <w:pPr>
+        <w:pStyle w:val="Heading1"/>
+        <w:keepNext/>
+        <w:spacing w:after="120" w:before="360"/>
+      </w:pPr>
+      <w:r>
+        <w:rPr>
+          <w:rFonts w:ascii="Arial" w:cs="Arial" w:eastAsia="Arial" w:hAnsi="Arial"/>
+          <w:b/>
+          <w:bCs/>
+          <w:color w:val="1E3A5F"/>
+          <w:sz w:val="30"/>
+          <w:szCs w:val="30"/>
+        </w:rPr>
+        <w:t xml:space="preserve">Three things stock 5.2.4 does by itself</w:t>
+      </w:r>
+    </w:p>
+    <w:p>
+      <w:pPr>
+        <w:spacing w:after="160" w:line="300"/>
+      </w:pPr>
+      <w:r>
+        <w:rPr>
+          <w:rFonts w:ascii="Georgia" w:cs="Georgia" w:eastAsia="Georgia" w:hAnsi="Georgia"/>
+          <w:b w:val="false"/>
+          <w:bCs w:val="false"/>
+          <w:i w:val="false"/>
+          <w:iCs w:val="false"/>
+          <w:sz w:val="22"/>
+          <w:szCs w:val="22"/>
+        </w:rPr>
+        <w:t xml:space="preserve">Building and checking this engine meant running a great many kinematic-wave models, and three behaviours of unmodified EPA 5.2.4 came to light. None has anything to do with the extension. Each shows up on a network with nothing to split and no loop.</w:t>
+      </w:r>
+    </w:p>
+    <w:p>
+      <w:pPr>
+        <w:spacing w:after="160" w:line="300"/>
+      </w:pPr>
+      <w:r>
+        <w:rPr>
+          <w:rFonts w:ascii="Georgia" w:cs="Georgia" w:eastAsia="Georgia" w:hAnsi="Georgia"/>
+          <w:b w:val="false"/>
+          <w:bCs w:val="false"/>
+          <w:i w:val="false"/>
+          <w:iCs w:val="false"/>
+          <w:sz w:val="22"/>
+          <w:szCs w:val="22"/>
+        </w:rPr>
+        <w:t xml:space="preserve">The first is a continuity error at capacity. Feed the chain less than its full-pipe capacity of 33.35 cfs and the routing continuity error is about a tenth of a percent. Feed it a little more and the error grows, steadily, to -10.18% at 37.5 cfs, four cfs over capacity, then drops back to -0.48% at 38 cfs. The minus sign matters: the run reports more water leaving than came in. A model whose peak happens to sit in that band reports a tenth more water out than in. In September only three inflows were run, 30, 34 and 40 cfs, and the worst of the three was -1.60%. The sweep found the band they had stepped over.</w:t>
+      </w:r>
+    </w:p>
+    <w:p>
+      <w:pPr>
+        <w:keepNext/>
+        <w:spacing w:after="60" w:before="120"/>
+        <w:jc w:val="center"/>
+      </w:pPr>
+      <w:r>
+        <w:drawing>
+          <wp:inline distT="0" distB="0" distL="0" distR="0">
+            <wp:extent cx="5943600" cy="2343150"/>
+            <wp:effectExtent t="0" r="0" b="0" l="0"/>
+            <wp:docPr id="12" name="fig12" descr="Stock EPA 5.2.4, kinematic wave, three 3 ft pipes in series: routing continuity error against the inflow held for two and a half hours. Measured every 0.5 cfs. The open rings are the three inflows measured in September." title="Figure 12"/>
+            <wp:cNvGraphicFramePr>
+              <a:graphicFrameLocks xmlns:a="http://schemas.openxmlformats.org/drawingml/2006/main" noChangeAspect="1"/>
+            </wp:cNvGraphicFramePr>
+            <a:graphic xmlns:a="http://schemas.openxmlformats.org/drawingml/2006/main">
+              <a:graphicData uri="http://schemas.openxmlformats.org/drawingml/2006/picture">
+                <pic:pic xmlns:pic="http://schemas.openxmlformats.org/drawingml/2006/picture">
+                  <pic:nvPicPr>
+                    <pic:cNvPr id="0" name="" descr=""/>
+                    <pic:cNvPicPr>
+                      <a:picLocks noChangeAspect="1" noChangeArrowheads="1"/>
+                    </pic:cNvPicPr>
+                  </pic:nvPicPr>
+                  <pic:blipFill>
+                    <a:blip r:embed="rId19" cstate="none"/>
+                    <a:srcRect/>
+                    <a:stretch>
+                      <a:fillRect/>
+                    </a:stretch>
+                  </pic:blipFill>
+                  <pic:spPr bwMode="auto">
+                    <a:xfrm>
+                      <a:off x="0" y="0"/>
                       <a:ext cx="5943600" cy="2343150"/>
                     </a:xfrm>
                     <a:prstGeom prst="rect">
@@ -2521,7 +2515,206 @@
           <w:sz w:val="18"/>
           <w:szCs w:val="18"/>
         </w:rPr>
-        <w:t xml:space="preserve">Figure 11. </w:t>
+        <w:t xml:space="preserve">Figure 12. </w:t>
+      </w:r>
+      <w:r>
+        <w:rPr>
+          <w:rFonts w:ascii="Arial" w:cs="Arial" w:eastAsia="Arial" w:hAnsi="Arial"/>
+          <w:b w:val="false"/>
+          <w:bCs w:val="false"/>
+          <w:i w:val="false"/>
+          <w:iCs w:val="false"/>
+          <w:color w:val="4F5D6E"/>
+          <w:sz w:val="18"/>
+          <w:szCs w:val="18"/>
+        </w:rPr>
+        <w:t xml:space="preserve">Stock EPA 5.2.4, kinematic wave, three 3 ft pipes in series: routing continuity error against the inflow held for two and a half hours. Measured every 0.5 cfs. The open rings are the three inflows measured in September.</w:t>
+      </w:r>
+    </w:p>
+    <w:p>
+      <w:pPr>
+        <w:spacing w:after="160" w:line="300"/>
+      </w:pPr>
+      <w:r>
+        <w:rPr>
+          <w:rFonts w:ascii="Georgia" w:cs="Georgia" w:eastAsia="Georgia" w:hAnsi="Georgia"/>
+          <w:b w:val="false"/>
+          <w:bCs w:val="false"/>
+          <w:i w:val="false"/>
+          <w:iCs w:val="false"/>
+          <w:sz w:val="22"/>
+          <w:szCs w:val="22"/>
+        </w:rPr>
+        <w:t xml:space="preserve">The likely cause sits in </w:t>
+      </w:r>
+      <w:r>
+        <w:rPr>
+          <w:rFonts w:ascii="Consolas" w:cs="Consolas" w:eastAsia="Consolas" w:hAnsi="Consolas"/>
+          <w:b w:val="false"/>
+          <w:bCs w:val="false"/>
+          <w:i w:val="false"/>
+          <w:iCs w:val="false"/>
+          <w:sz w:val="19"/>
+          <w:szCs w:val="19"/>
+        </w:rPr>
+        <w:t xml:space="preserve">kinwave.c</w:t>
+      </w:r>
+      <w:r>
+        <w:rPr>
+          <w:rFonts w:ascii="Georgia" w:cs="Georgia" w:eastAsia="Georgia" w:hAnsi="Georgia"/>
+          <w:b w:val="false"/>
+          <w:bCs w:val="false"/>
+          <w:i w:val="false"/>
+          <w:iCs w:val="false"/>
+          <w:sz w:val="22"/>
+          <w:szCs w:val="22"/>
+        </w:rPr>
+        <w:t xml:space="preserve">. When a pipe's inflow reaches full-pipe flow, the solver sets its inlet area to full. Just below, it takes the lower of the two depths that carry that flow, because a circle carries full flow twice, once at 82% depth and once at 100%. A pipe hovering at capacity can flip between the two from one step to the next, a jump of about 18% of the full area, and every flip is booked as stored water that was never there. The sudden recovery at 38 cfs is not explained yet.</w:t>
+      </w:r>
+    </w:p>
+    <w:p>
+      <w:pPr>
+        <w:spacing w:after="160" w:line="300"/>
+      </w:pPr>
+      <w:r>
+        <w:rPr>
+          <w:rFonts w:ascii="Georgia" w:cs="Georgia" w:eastAsia="Georgia" w:hAnsi="Georgia"/>
+          <w:b w:val="false"/>
+          <w:bCs w:val="false"/>
+          <w:i w:val="false"/>
+          <w:iCs w:val="false"/>
+          <w:sz w:val="22"/>
+          <w:szCs w:val="22"/>
+        </w:rPr>
+        <w:t xml:space="preserve">The second is that kinematic-wave answers depend on the maths library. The same source compiled against glibc and against musl agree for the first 241 minutes of a storm on the 30 cfs chain and then part company by up to 2% on the recession. Dynamic wave and steady flow gave identical answers under both libraries. So "the same engine" means little for kinematic wave unless you also say which </w:t>
+      </w:r>
+      <w:r>
+        <w:rPr>
+          <w:rFonts w:ascii="Consolas" w:cs="Consolas" w:eastAsia="Consolas" w:hAnsi="Consolas"/>
+          <w:b w:val="false"/>
+          <w:bCs w:val="false"/>
+          <w:i w:val="false"/>
+          <w:iCs w:val="false"/>
+          <w:sz w:val="19"/>
+          <w:szCs w:val="19"/>
+        </w:rPr>
+        <w:t xml:space="preserve">libm</w:t>
+      </w:r>
+      <w:r>
+        <w:rPr>
+          <w:rFonts w:ascii="Georgia" w:cs="Georgia" w:eastAsia="Georgia" w:hAnsi="Georgia"/>
+          <w:b w:val="false"/>
+          <w:bCs w:val="false"/>
+          <w:i w:val="false"/>
+          <w:iCs w:val="false"/>
+          <w:sz w:val="22"/>
+          <w:szCs w:val="22"/>
+        </w:rPr>
+        <w:t xml:space="preserve"> it was linked against. The browser engine uses musl's mathematics, and its gate compares against a musl build for exactly that reason.</w:t>
+      </w:r>
+    </w:p>
+    <w:p>
+      <w:pPr>
+        <w:spacing w:after="160" w:line="300"/>
+      </w:pPr>
+      <w:r>
+        <w:rPr>
+          <w:rFonts w:ascii="Georgia" w:cs="Georgia" w:eastAsia="Georgia" w:hAnsi="Georgia"/>
+          <w:b w:val="false"/>
+          <w:bCs w:val="false"/>
+          <w:i w:val="false"/>
+          <w:iCs w:val="false"/>
+          <w:sz w:val="22"/>
+          <w:szCs w:val="22"/>
+        </w:rPr>
+        <w:t xml:space="preserve">The third came out of the corpus. Kinematic wave makes water in flat channels, and makes relatively more the less water there is. Run one 1,000 ft trapezoidal channel with no fall at all and a steady 0.03 cfs for a day, and stock 5.2.4 reports a routing continuity error of -11.01%: eleven percent more water out than in. EPA flags such a channel with WARNING 04 and gives it a minimum fall, but the error stays. Give the channel a tenth of a foot of fall and the error is -2.48%; a full foot, -1.21%; at 3 cfs on a foot of fall, -0.22%. Old models converted from other programs are full of flat channels, which is why this showed up in the what-if pass. Where in </w:t>
+      </w:r>
+      <w:r>
+        <w:rPr>
+          <w:rFonts w:ascii="Consolas" w:cs="Consolas" w:eastAsia="Consolas" w:hAnsi="Consolas"/>
+          <w:b w:val="false"/>
+          <w:bCs w:val="false"/>
+          <w:i w:val="false"/>
+          <w:iCs w:val="false"/>
+          <w:sz w:val="19"/>
+          <w:szCs w:val="19"/>
+        </w:rPr>
+        <w:t xml:space="preserve">kinwave.c</w:t>
+      </w:r>
+      <w:r>
+        <w:rPr>
+          <w:rFonts w:ascii="Georgia" w:cs="Georgia" w:eastAsia="Georgia" w:hAnsi="Georgia"/>
+          <w:b w:val="false"/>
+          <w:bCs w:val="false"/>
+          <w:i w:val="false"/>
+          <w:iCs w:val="false"/>
+          <w:sz w:val="22"/>
+          <w:szCs w:val="22"/>
+        </w:rPr>
+        <w:t xml:space="preserve"> the extra water comes from has not been traced.</w:t>
+      </w:r>
+    </w:p>
+    <w:p>
+      <w:pPr>
+        <w:keepNext/>
+        <w:spacing w:after="60" w:before="120"/>
+        <w:jc w:val="center"/>
+      </w:pPr>
+      <w:r>
+        <w:drawing>
+          <wp:inline distT="0" distB="0" distL="0" distR="0">
+            <wp:extent cx="5943600" cy="2343150"/>
+            <wp:effectExtent t="0" r="0" b="0" l="0"/>
+            <wp:docPr id="13" name="fig13" descr="Stock EPA 5.2.4, kinematic wave, one 1,000 ft trapezoidal channel, a steady inflow for one day: routing continuity error against the channel's fall, for three inflows. Measured." title="Figure 13"/>
+            <wp:cNvGraphicFramePr>
+              <a:graphicFrameLocks xmlns:a="http://schemas.openxmlformats.org/drawingml/2006/main" noChangeAspect="1"/>
+            </wp:cNvGraphicFramePr>
+            <a:graphic xmlns:a="http://schemas.openxmlformats.org/drawingml/2006/main">
+              <a:graphicData uri="http://schemas.openxmlformats.org/drawingml/2006/picture">
+                <pic:pic xmlns:pic="http://schemas.openxmlformats.org/drawingml/2006/picture">
+                  <pic:nvPicPr>
+                    <pic:cNvPr id="0" name="" descr=""/>
+                    <pic:cNvPicPr>
+                      <a:picLocks noChangeAspect="1" noChangeArrowheads="1"/>
+                    </pic:cNvPicPr>
+                  </pic:nvPicPr>
+                  <pic:blipFill>
+                    <a:blip r:embed="rId20" cstate="none"/>
+                    <a:srcRect/>
+                    <a:stretch>
+                      <a:fillRect/>
+                    </a:stretch>
+                  </pic:blipFill>
+                  <pic:spPr bwMode="auto">
+                    <a:xfrm>
+                      <a:off x="0" y="0"/>
+                      <a:ext cx="5943600" cy="2343150"/>
+                    </a:xfrm>
+                    <a:prstGeom prst="rect">
+                      <a:avLst/>
+                    </a:prstGeom>
+                  </pic:spPr>
+                </pic:pic>
+              </a:graphicData>
+            </a:graphic>
+          </wp:inline>
+        </w:drawing>
+      </w:r>
+    </w:p>
+    <w:p>
+      <w:pPr>
+        <w:spacing w:after="240"/>
+      </w:pPr>
+      <w:r>
+        <w:rPr>
+          <w:rFonts w:ascii="Arial" w:cs="Arial" w:eastAsia="Arial" w:hAnsi="Arial"/>
+          <w:b/>
+          <w:bCs/>
+          <w:color w:val="4F5D6E"/>
+          <w:sz w:val="18"/>
+          <w:szCs w:val="18"/>
+        </w:rPr>
+        <w:t xml:space="preserve">Figure 13. </w:t>
       </w:r>
       <w:r>
         <w:rPr>

--- a/dist/swmm5-kw-doc.docx
+++ b/dist/swmm5-kw-doc.docx
@@ -2283,7 +2283,7 @@
           <w:sz w:val="22"/>
           <w:szCs w:val="22"/>
         </w:rPr>
-        <w:t xml:space="preserve">Both fixes went into version 1.1 together, on Bob's decision, since either one meant a new WebAssembly file for the apps that carry the engine. On the thirteen shipped networks the two versions write the same bytes.</w:t>
+        <w:t xml:space="preserve">Both fixes went into version 1.1 together, on Bob's decision, since either one meant a new WebAssembly file for the apps that carry the engine. Run side by side on every corpus network the what-if pass routes, version 1.1 changed HEAD output on 20 of 234 networks, CAPACITY on 0 and AREA on 0; the largest allocation gap anywhere fell from 1.5e-06 to 1.8e-12 cfs. On the thirteen shipped networks the two versions write the same bytes.</w:t>
       </w:r>
     </w:p>
     <w:p>
